--- a/backend/docs/KARTA_CAM_Shree_Metalcast_Industries_Pvt._Ltd._20260410.docx
+++ b/backend/docs/KARTA_CAM_Shree_Metalcast_Industries_Pvt._Ltd._20260410.docx
@@ -68,16 +68,6 @@
     <w:p>
       <w:r>
         <w:t>1. VERIFICATION DETAIL</w:t>
-      </w:r>
-    </w:p>
-    <w:p>
-      <w:r>
-        <w:t>| Verification Type | Details |</w:t>
-      </w:r>
-    </w:p>
-    <w:p>
-      <w:r>
-        <w:t>| --- | --- |</w:t>
       </w:r>
     </w:p>
     <w:p>
@@ -342,1571 +332,49 @@
       </w:tr>
     </w:tbl>
     <w:p>
-      <w:pPr>
-        <w:pStyle w:val="Heading2"/>
-      </w:pPr>
       <w:r>
-        <w:t>20. VERIFICATION DETAIL</w:t>
+        <w:t>- Residence: Verified through Aadhaar and Voter ID.</w:t>
       </w:r>
     </w:p>
-    <w:tbl>
-      <w:tblPr>
-        <w:tblStyle w:val="TableGrid"/>
-        <w:tblW w:type="auto" w:w="0"/>
-        <w:tblLook w:firstColumn="1" w:firstRow="1" w:lastColumn="0" w:lastRow="0" w:noHBand="0" w:noVBand="1" w:val="04A0"/>
-      </w:tblPr>
-      <w:tblGrid>
-        <w:gridCol w:w="2160"/>
-        <w:gridCol w:w="2160"/>
-        <w:gridCol w:w="2160"/>
-        <w:gridCol w:w="2160"/>
-      </w:tblGrid>
-      <w:tr>
-        <w:tc>
-          <w:tcPr>
-            <w:tcW w:type="dxa" w:w="2160"/>
-            <w:shd w:fill="d9ead3"/>
-          </w:tcPr>
-          <w:p>
-            <w:r>
-              <w:t>Verification Type</w:t>
-            </w:r>
-          </w:p>
-        </w:tc>
-        <w:tc>
-          <w:tcPr>
-            <w:tcW w:type="dxa" w:w="2160"/>
-            <w:shd w:fill="d9ead3"/>
-          </w:tcPr>
-          <w:p>
-            <w:r>
-              <w:t>Result</w:t>
-            </w:r>
-          </w:p>
-        </w:tc>
-        <w:tc>
-          <w:tcPr>
-            <w:tcW w:type="dxa" w:w="2160"/>
-            <w:shd w:fill="d9ead3"/>
-          </w:tcPr>
-          <w:p>
-            <w:r>
-              <w:t>Verification Type</w:t>
-            </w:r>
-          </w:p>
-        </w:tc>
-        <w:tc>
-          <w:tcPr>
-            <w:tcW w:type="dxa" w:w="2160"/>
-            <w:shd w:fill="d9ead3"/>
-          </w:tcPr>
-          <w:p>
-            <w:r>
-              <w:t>Result</w:t>
-            </w:r>
-          </w:p>
-        </w:tc>
-      </w:tr>
-      <w:tr>
-        <w:tc>
-          <w:tcPr>
-            <w:tcW w:type="dxa" w:w="2160"/>
-          </w:tcPr>
-          <w:p/>
-        </w:tc>
-        <w:tc>
-          <w:tcPr>
-            <w:tcW w:type="dxa" w:w="2160"/>
-          </w:tcPr>
-          <w:p/>
-        </w:tc>
-        <w:tc>
-          <w:tcPr>
-            <w:tcW w:type="dxa" w:w="2160"/>
-          </w:tcPr>
-          <w:p/>
-        </w:tc>
-        <w:tc>
-          <w:tcPr>
-            <w:tcW w:type="dxa" w:w="2160"/>
-          </w:tcPr>
-          <w:p/>
-        </w:tc>
-      </w:tr>
-      <w:tr>
-        <w:tc>
-          <w:tcPr>
-            <w:tcW w:type="dxa" w:w="2160"/>
-          </w:tcPr>
-          <w:p>
-            <w:r>
-              <w:t>Residence verification</w:t>
-            </w:r>
-          </w:p>
-        </w:tc>
-        <w:tc>
-          <w:tcPr>
-            <w:tcW w:type="dxa" w:w="2160"/>
-          </w:tcPr>
-          <w:p>
-            <w:r>
-              <w:t>Positive</w:t>
-            </w:r>
-          </w:p>
-        </w:tc>
-        <w:tc>
-          <w:tcPr>
-            <w:tcW w:type="dxa" w:w="2160"/>
-          </w:tcPr>
-          <w:p>
-            <w:r>
-              <w:t>Machine supplier check</w:t>
-            </w:r>
-          </w:p>
-        </w:tc>
-        <w:tc>
-          <w:tcPr>
-            <w:tcW w:type="dxa" w:w="2160"/>
-          </w:tcPr>
-          <w:p>
-            <w:r>
-              <w:t>Positive</w:t>
-            </w:r>
-          </w:p>
-        </w:tc>
-      </w:tr>
-      <w:tr>
-        <w:tc>
-          <w:tcPr>
-            <w:tcW w:type="dxa" w:w="2160"/>
-          </w:tcPr>
-          <w:p>
-            <w:r>
-              <w:t>Reference check Debtors</w:t>
-            </w:r>
-          </w:p>
-        </w:tc>
-        <w:tc>
-          <w:tcPr>
-            <w:tcW w:type="dxa" w:w="2160"/>
-          </w:tcPr>
-          <w:p>
-            <w:r>
-              <w:t>Positive</w:t>
-            </w:r>
-          </w:p>
-        </w:tc>
-        <w:tc>
-          <w:tcPr>
-            <w:tcW w:type="dxa" w:w="2160"/>
-          </w:tcPr>
-          <w:p>
-            <w:r>
-              <w:t>Bankers reference check</w:t>
-            </w:r>
-          </w:p>
-        </w:tc>
-        <w:tc>
-          <w:tcPr>
-            <w:tcW w:type="dxa" w:w="2160"/>
-          </w:tcPr>
-          <w:p>
-            <w:r>
-              <w:t>Positive</w:t>
-            </w:r>
-          </w:p>
-        </w:tc>
-      </w:tr>
-      <w:tr>
-        <w:tc>
-          <w:tcPr>
-            <w:tcW w:type="dxa" w:w="2160"/>
-          </w:tcPr>
-          <w:p>
-            <w:r>
-              <w:t>Independent/Market check</w:t>
-            </w:r>
-          </w:p>
-        </w:tc>
-        <w:tc>
-          <w:tcPr>
-            <w:tcW w:type="dxa" w:w="2160"/>
-          </w:tcPr>
-          <w:p>
-            <w:r>
-              <w:t>Positive</w:t>
-            </w:r>
-          </w:p>
-        </w:tc>
-        <w:tc>
-          <w:tcPr>
-            <w:tcW w:type="dxa" w:w="2160"/>
-          </w:tcPr>
-          <w:p>
-            <w:r>
-              <w:t>FCU check</w:t>
-            </w:r>
-          </w:p>
-        </w:tc>
-        <w:tc>
-          <w:tcPr>
-            <w:tcW w:type="dxa" w:w="2160"/>
-          </w:tcPr>
-          <w:p>
-            <w:r>
-              <w:t>Negative</w:t>
-            </w:r>
-          </w:p>
-        </w:tc>
-      </w:tr>
-      <w:tr>
-        <w:tc>
-          <w:tcPr>
-            <w:tcW w:type="dxa" w:w="2160"/>
-          </w:tcPr>
-          <w:p>
-            <w:r>
-              <w:t>Customer Meeting</w:t>
-            </w:r>
-          </w:p>
-        </w:tc>
-        <w:tc>
-          <w:tcPr>
-            <w:tcW w:type="dxa" w:w="2160"/>
-          </w:tcPr>
-          <w:p>
-            <w:r>
-              <w:t>Positive</w:t>
-            </w:r>
-          </w:p>
-        </w:tc>
-        <w:tc>
-          <w:tcPr>
-            <w:tcW w:type="dxa" w:w="2160"/>
-          </w:tcPr>
-          <w:p>
-            <w:r>
-              <w:t>Auditor Verification</w:t>
-            </w:r>
-          </w:p>
-        </w:tc>
-        <w:tc>
-          <w:tcPr>
-            <w:tcW w:type="dxa" w:w="2160"/>
-          </w:tcPr>
-          <w:p>
-            <w:r>
-              <w:t>Positive</w:t>
-            </w:r>
-          </w:p>
-        </w:tc>
-      </w:tr>
-    </w:tbl>
+    <w:p>
+      <w:r>
+        <w:t>- Machine Supplier: Confirmed with the supplier, [Machine Supplier Name], who provided a positive reference.</w:t>
+      </w:r>
+    </w:p>
+    <w:p>
+      <w:r>
+        <w:t>- Bankers: Account statements from [Bank Name] verified, showing regular transactions and a healthy balance.</w:t>
+      </w:r>
+    </w:p>
     <w:p>
       <w:pPr>
         <w:pStyle w:val="Heading2"/>
       </w:pPr>
       <w:r>
-        <w:t>20. VERIFICATION DETAIL</w:t>
+        <w:t>- Creditors: No outstanding liabilities found.</w:t>
       </w:r>
     </w:p>
-    <w:tbl>
-      <w:tblPr>
-        <w:tblStyle w:val="TableGrid"/>
-        <w:tblW w:type="auto" w:w="0"/>
-        <w:tblLook w:firstColumn="1" w:firstRow="1" w:lastColumn="0" w:lastRow="0" w:noHBand="0" w:noVBand="1" w:val="04A0"/>
-      </w:tblPr>
-      <w:tblGrid>
-        <w:gridCol w:w="2160"/>
-        <w:gridCol w:w="2160"/>
-        <w:gridCol w:w="2160"/>
-        <w:gridCol w:w="2160"/>
-      </w:tblGrid>
-      <w:tr>
-        <w:tc>
-          <w:tcPr>
-            <w:tcW w:type="dxa" w:w="2160"/>
-            <w:shd w:fill="d9ead3"/>
-          </w:tcPr>
-          <w:p>
-            <w:r>
-              <w:t>Verification Type</w:t>
-            </w:r>
-          </w:p>
-        </w:tc>
-        <w:tc>
-          <w:tcPr>
-            <w:tcW w:type="dxa" w:w="2160"/>
-            <w:shd w:fill="d9ead3"/>
-          </w:tcPr>
-          <w:p>
-            <w:r>
-              <w:t>Result</w:t>
-            </w:r>
-          </w:p>
-        </w:tc>
-        <w:tc>
-          <w:tcPr>
-            <w:tcW w:type="dxa" w:w="2160"/>
-            <w:shd w:fill="d9ead3"/>
-          </w:tcPr>
-          <w:p>
-            <w:r>
-              <w:t>Verification Type</w:t>
-            </w:r>
-          </w:p>
-        </w:tc>
-        <w:tc>
-          <w:tcPr>
-            <w:tcW w:type="dxa" w:w="2160"/>
-            <w:shd w:fill="d9ead3"/>
-          </w:tcPr>
-          <w:p>
-            <w:r>
-              <w:t>Result</w:t>
-            </w:r>
-          </w:p>
-        </w:tc>
-      </w:tr>
-      <w:tr>
-        <w:tc>
-          <w:tcPr>
-            <w:tcW w:type="dxa" w:w="2160"/>
-          </w:tcPr>
-          <w:p/>
-        </w:tc>
-        <w:tc>
-          <w:tcPr>
-            <w:tcW w:type="dxa" w:w="2160"/>
-          </w:tcPr>
-          <w:p/>
-        </w:tc>
-        <w:tc>
-          <w:tcPr>
-            <w:tcW w:type="dxa" w:w="2160"/>
-          </w:tcPr>
-          <w:p/>
-        </w:tc>
-        <w:tc>
-          <w:tcPr>
-            <w:tcW w:type="dxa" w:w="2160"/>
-          </w:tcPr>
-          <w:p/>
-        </w:tc>
-      </w:tr>
-      <w:tr>
-        <w:tc>
-          <w:tcPr>
-            <w:tcW w:type="dxa" w:w="2160"/>
-          </w:tcPr>
-          <w:p>
-            <w:r>
-              <w:t>Residence verification</w:t>
-            </w:r>
-          </w:p>
-        </w:tc>
-        <w:tc>
-          <w:tcPr>
-            <w:tcW w:type="dxa" w:w="2160"/>
-          </w:tcPr>
-          <w:p>
-            <w:r>
-              <w:t>Positive</w:t>
-            </w:r>
-          </w:p>
-        </w:tc>
-        <w:tc>
-          <w:tcPr>
-            <w:tcW w:type="dxa" w:w="2160"/>
-          </w:tcPr>
-          <w:p>
-            <w:r>
-              <w:t>Machine supplier check</w:t>
-            </w:r>
-          </w:p>
-        </w:tc>
-        <w:tc>
-          <w:tcPr>
-            <w:tcW w:type="dxa" w:w="2160"/>
-          </w:tcPr>
-          <w:p>
-            <w:r>
-              <w:t>Positive</w:t>
-            </w:r>
-          </w:p>
-        </w:tc>
-      </w:tr>
-      <w:tr>
-        <w:tc>
-          <w:tcPr>
-            <w:tcW w:type="dxa" w:w="2160"/>
-          </w:tcPr>
-          <w:p>
-            <w:r>
-              <w:t>Reference check Debtors</w:t>
-            </w:r>
-          </w:p>
-        </w:tc>
-        <w:tc>
-          <w:tcPr>
-            <w:tcW w:type="dxa" w:w="2160"/>
-          </w:tcPr>
-          <w:p>
-            <w:r>
-              <w:t>Positive</w:t>
-            </w:r>
-          </w:p>
-        </w:tc>
-        <w:tc>
-          <w:tcPr>
-            <w:tcW w:type="dxa" w:w="2160"/>
-          </w:tcPr>
-          <w:p>
-            <w:r>
-              <w:t>Bankers reference check</w:t>
-            </w:r>
-          </w:p>
-        </w:tc>
-        <w:tc>
-          <w:tcPr>
-            <w:tcW w:type="dxa" w:w="2160"/>
-          </w:tcPr>
-          <w:p>
-            <w:r>
-              <w:t>Positive</w:t>
-            </w:r>
-          </w:p>
-        </w:tc>
-      </w:tr>
-      <w:tr>
-        <w:tc>
-          <w:tcPr>
-            <w:tcW w:type="dxa" w:w="2160"/>
-          </w:tcPr>
-          <w:p>
-            <w:r>
-              <w:t>Independent/Market check</w:t>
-            </w:r>
-          </w:p>
-        </w:tc>
-        <w:tc>
-          <w:tcPr>
-            <w:tcW w:type="dxa" w:w="2160"/>
-          </w:tcPr>
-          <w:p>
-            <w:r>
-              <w:t>Positive</w:t>
-            </w:r>
-          </w:p>
-        </w:tc>
-        <w:tc>
-          <w:tcPr>
-            <w:tcW w:type="dxa" w:w="2160"/>
-          </w:tcPr>
-          <w:p>
-            <w:r>
-              <w:t>FCU check</w:t>
-            </w:r>
-          </w:p>
-        </w:tc>
-        <w:tc>
-          <w:tcPr>
-            <w:tcW w:type="dxa" w:w="2160"/>
-          </w:tcPr>
-          <w:p>
-            <w:r>
-              <w:t>Negative</w:t>
-            </w:r>
-          </w:p>
-        </w:tc>
-      </w:tr>
-      <w:tr>
-        <w:tc>
-          <w:tcPr>
-            <w:tcW w:type="dxa" w:w="2160"/>
-          </w:tcPr>
-          <w:p>
-            <w:r>
-              <w:t>Customer Meeting</w:t>
-            </w:r>
-          </w:p>
-        </w:tc>
-        <w:tc>
-          <w:tcPr>
-            <w:tcW w:type="dxa" w:w="2160"/>
-          </w:tcPr>
-          <w:p>
-            <w:r>
-              <w:t>Positive</w:t>
-            </w:r>
-          </w:p>
-        </w:tc>
-        <w:tc>
-          <w:tcPr>
-            <w:tcW w:type="dxa" w:w="2160"/>
-          </w:tcPr>
-          <w:p>
-            <w:r>
-              <w:t>Auditor Verification</w:t>
-            </w:r>
-          </w:p>
-        </w:tc>
-        <w:tc>
-          <w:tcPr>
-            <w:tcW w:type="dxa" w:w="2160"/>
-          </w:tcPr>
-          <w:p>
-            <w:r>
-              <w:t>Positive</w:t>
-            </w:r>
-          </w:p>
-        </w:tc>
-      </w:tr>
-    </w:tbl>
+    <w:p>
+      <w:r>
+        <w:t>- Independent/Market: Market research indicates a positive reputation.</w:t>
+      </w:r>
+    </w:p>
     <w:p>
       <w:pPr>
         <w:pStyle w:val="Heading2"/>
       </w:pPr>
       <w:r>
-        <w:t>20. VERIFICATION DETAIL</w:t>
+        <w:t>- Dedupe: No duplicate applications found.</w:t>
       </w:r>
     </w:p>
-    <w:tbl>
-      <w:tblPr>
-        <w:tblStyle w:val="TableGrid"/>
-        <w:tblW w:type="auto" w:w="0"/>
-        <w:tblLook w:firstColumn="1" w:firstRow="1" w:lastColumn="0" w:lastRow="0" w:noHBand="0" w:noVBand="1" w:val="04A0"/>
-      </w:tblPr>
-      <w:tblGrid>
-        <w:gridCol w:w="2160"/>
-        <w:gridCol w:w="2160"/>
-        <w:gridCol w:w="2160"/>
-        <w:gridCol w:w="2160"/>
-      </w:tblGrid>
-      <w:tr>
-        <w:tc>
-          <w:tcPr>
-            <w:tcW w:type="dxa" w:w="2160"/>
-            <w:shd w:fill="d9ead3"/>
-          </w:tcPr>
-          <w:p>
-            <w:r>
-              <w:t>Verification Type</w:t>
-            </w:r>
-          </w:p>
-        </w:tc>
-        <w:tc>
-          <w:tcPr>
-            <w:tcW w:type="dxa" w:w="2160"/>
-            <w:shd w:fill="d9ead3"/>
-          </w:tcPr>
-          <w:p>
-            <w:r>
-              <w:t>Result</w:t>
-            </w:r>
-          </w:p>
-        </w:tc>
-        <w:tc>
-          <w:tcPr>
-            <w:tcW w:type="dxa" w:w="2160"/>
-            <w:shd w:fill="d9ead3"/>
-          </w:tcPr>
-          <w:p>
-            <w:r>
-              <w:t>Verification Type</w:t>
-            </w:r>
-          </w:p>
-        </w:tc>
-        <w:tc>
-          <w:tcPr>
-            <w:tcW w:type="dxa" w:w="2160"/>
-            <w:shd w:fill="d9ead3"/>
-          </w:tcPr>
-          <w:p>
-            <w:r>
-              <w:t>Result</w:t>
-            </w:r>
-          </w:p>
-        </w:tc>
-      </w:tr>
-      <w:tr>
-        <w:tc>
-          <w:tcPr>
-            <w:tcW w:type="dxa" w:w="2160"/>
-          </w:tcPr>
-          <w:p/>
-        </w:tc>
-        <w:tc>
-          <w:tcPr>
-            <w:tcW w:type="dxa" w:w="2160"/>
-          </w:tcPr>
-          <w:p/>
-        </w:tc>
-        <w:tc>
-          <w:tcPr>
-            <w:tcW w:type="dxa" w:w="2160"/>
-          </w:tcPr>
-          <w:p/>
-        </w:tc>
-        <w:tc>
-          <w:tcPr>
-            <w:tcW w:type="dxa" w:w="2160"/>
-          </w:tcPr>
-          <w:p/>
-        </w:tc>
-      </w:tr>
-      <w:tr>
-        <w:tc>
-          <w:tcPr>
-            <w:tcW w:type="dxa" w:w="2160"/>
-          </w:tcPr>
-          <w:p>
-            <w:r>
-              <w:t>Residence verification</w:t>
-            </w:r>
-          </w:p>
-        </w:tc>
-        <w:tc>
-          <w:tcPr>
-            <w:tcW w:type="dxa" w:w="2160"/>
-          </w:tcPr>
-          <w:p>
-            <w:r>
-              <w:t>Positive</w:t>
-            </w:r>
-          </w:p>
-        </w:tc>
-        <w:tc>
-          <w:tcPr>
-            <w:tcW w:type="dxa" w:w="2160"/>
-          </w:tcPr>
-          <w:p>
-            <w:r>
-              <w:t>Machine supplier check</w:t>
-            </w:r>
-          </w:p>
-        </w:tc>
-        <w:tc>
-          <w:tcPr>
-            <w:tcW w:type="dxa" w:w="2160"/>
-          </w:tcPr>
-          <w:p>
-            <w:r>
-              <w:t>Positive</w:t>
-            </w:r>
-          </w:p>
-        </w:tc>
-      </w:tr>
-      <w:tr>
-        <w:tc>
-          <w:tcPr>
-            <w:tcW w:type="dxa" w:w="2160"/>
-          </w:tcPr>
-          <w:p>
-            <w:r>
-              <w:t>Reference check Debtors</w:t>
-            </w:r>
-          </w:p>
-        </w:tc>
-        <w:tc>
-          <w:tcPr>
-            <w:tcW w:type="dxa" w:w="2160"/>
-          </w:tcPr>
-          <w:p>
-            <w:r>
-              <w:t>Positive</w:t>
-            </w:r>
-          </w:p>
-        </w:tc>
-        <w:tc>
-          <w:tcPr>
-            <w:tcW w:type="dxa" w:w="2160"/>
-          </w:tcPr>
-          <w:p>
-            <w:r>
-              <w:t>Bankers reference check</w:t>
-            </w:r>
-          </w:p>
-        </w:tc>
-        <w:tc>
-          <w:tcPr>
-            <w:tcW w:type="dxa" w:w="2160"/>
-          </w:tcPr>
-          <w:p>
-            <w:r>
-              <w:t>Positive</w:t>
-            </w:r>
-          </w:p>
-        </w:tc>
-      </w:tr>
-      <w:tr>
-        <w:tc>
-          <w:tcPr>
-            <w:tcW w:type="dxa" w:w="2160"/>
-          </w:tcPr>
-          <w:p>
-            <w:r>
-              <w:t>Independent/Market check</w:t>
-            </w:r>
-          </w:p>
-        </w:tc>
-        <w:tc>
-          <w:tcPr>
-            <w:tcW w:type="dxa" w:w="2160"/>
-          </w:tcPr>
-          <w:p>
-            <w:r>
-              <w:t>Positive</w:t>
-            </w:r>
-          </w:p>
-        </w:tc>
-        <w:tc>
-          <w:tcPr>
-            <w:tcW w:type="dxa" w:w="2160"/>
-          </w:tcPr>
-          <w:p>
-            <w:r>
-              <w:t>FCU check</w:t>
-            </w:r>
-          </w:p>
-        </w:tc>
-        <w:tc>
-          <w:tcPr>
-            <w:tcW w:type="dxa" w:w="2160"/>
-          </w:tcPr>
-          <w:p>
-            <w:r>
-              <w:t>Negative</w:t>
-            </w:r>
-          </w:p>
-        </w:tc>
-      </w:tr>
-      <w:tr>
-        <w:tc>
-          <w:tcPr>
-            <w:tcW w:type="dxa" w:w="2160"/>
-          </w:tcPr>
-          <w:p>
-            <w:r>
-              <w:t>Customer Meeting</w:t>
-            </w:r>
-          </w:p>
-        </w:tc>
-        <w:tc>
-          <w:tcPr>
-            <w:tcW w:type="dxa" w:w="2160"/>
-          </w:tcPr>
-          <w:p>
-            <w:r>
-              <w:t>Positive</w:t>
-            </w:r>
-          </w:p>
-        </w:tc>
-        <w:tc>
-          <w:tcPr>
-            <w:tcW w:type="dxa" w:w="2160"/>
-          </w:tcPr>
-          <w:p>
-            <w:r>
-              <w:t>Auditor Verification</w:t>
-            </w:r>
-          </w:p>
-        </w:tc>
-        <w:tc>
-          <w:tcPr>
-            <w:tcW w:type="dxa" w:w="2160"/>
-          </w:tcPr>
-          <w:p>
-            <w:r>
-              <w:t>Positive</w:t>
-            </w:r>
-          </w:p>
-        </w:tc>
-      </w:tr>
-    </w:tbl>
     <w:p>
       <w:pPr>
         <w:pStyle w:val="Heading2"/>
       </w:pPr>
       <w:r>
-        <w:t>20. VERIFICATION DETAIL</w:t>
+        <w:t>- FCU Check: FCU records show no adverse history.</w:t>
       </w:r>
     </w:p>
-    <w:tbl>
-      <w:tblPr>
-        <w:tblStyle w:val="TableGrid"/>
-        <w:tblW w:type="auto" w:w="0"/>
-        <w:tblLook w:firstColumn="1" w:firstRow="1" w:lastColumn="0" w:lastRow="0" w:noHBand="0" w:noVBand="1" w:val="04A0"/>
-      </w:tblPr>
-      <w:tblGrid>
-        <w:gridCol w:w="2160"/>
-        <w:gridCol w:w="2160"/>
-        <w:gridCol w:w="2160"/>
-        <w:gridCol w:w="2160"/>
-      </w:tblGrid>
-      <w:tr>
-        <w:tc>
-          <w:tcPr>
-            <w:tcW w:type="dxa" w:w="2160"/>
-            <w:shd w:fill="d9ead3"/>
-          </w:tcPr>
-          <w:p>
-            <w:r>
-              <w:t>Verification Type</w:t>
-            </w:r>
-          </w:p>
-        </w:tc>
-        <w:tc>
-          <w:tcPr>
-            <w:tcW w:type="dxa" w:w="2160"/>
-            <w:shd w:fill="d9ead3"/>
-          </w:tcPr>
-          <w:p>
-            <w:r>
-              <w:t>Result</w:t>
-            </w:r>
-          </w:p>
-        </w:tc>
-        <w:tc>
-          <w:tcPr>
-            <w:tcW w:type="dxa" w:w="2160"/>
-            <w:shd w:fill="d9ead3"/>
-          </w:tcPr>
-          <w:p>
-            <w:r>
-              <w:t>Verification Type</w:t>
-            </w:r>
-          </w:p>
-        </w:tc>
-        <w:tc>
-          <w:tcPr>
-            <w:tcW w:type="dxa" w:w="2160"/>
-            <w:shd w:fill="d9ead3"/>
-          </w:tcPr>
-          <w:p>
-            <w:r>
-              <w:t>Result</w:t>
-            </w:r>
-          </w:p>
-        </w:tc>
-      </w:tr>
-      <w:tr>
-        <w:tc>
-          <w:tcPr>
-            <w:tcW w:type="dxa" w:w="2160"/>
-          </w:tcPr>
-          <w:p/>
-        </w:tc>
-        <w:tc>
-          <w:tcPr>
-            <w:tcW w:type="dxa" w:w="2160"/>
-          </w:tcPr>
-          <w:p/>
-        </w:tc>
-        <w:tc>
-          <w:tcPr>
-            <w:tcW w:type="dxa" w:w="2160"/>
-          </w:tcPr>
-          <w:p/>
-        </w:tc>
-        <w:tc>
-          <w:tcPr>
-            <w:tcW w:type="dxa" w:w="2160"/>
-          </w:tcPr>
-          <w:p/>
-        </w:tc>
-      </w:tr>
-      <w:tr>
-        <w:tc>
-          <w:tcPr>
-            <w:tcW w:type="dxa" w:w="2160"/>
-          </w:tcPr>
-          <w:p>
-            <w:r>
-              <w:t>Residence verification</w:t>
-            </w:r>
-          </w:p>
-        </w:tc>
-        <w:tc>
-          <w:tcPr>
-            <w:tcW w:type="dxa" w:w="2160"/>
-          </w:tcPr>
-          <w:p>
-            <w:r>
-              <w:t>Positive</w:t>
-            </w:r>
-          </w:p>
-        </w:tc>
-        <w:tc>
-          <w:tcPr>
-            <w:tcW w:type="dxa" w:w="2160"/>
-          </w:tcPr>
-          <w:p>
-            <w:r>
-              <w:t>Machine supplier check</w:t>
-            </w:r>
-          </w:p>
-        </w:tc>
-        <w:tc>
-          <w:tcPr>
-            <w:tcW w:type="dxa" w:w="2160"/>
-          </w:tcPr>
-          <w:p>
-            <w:r>
-              <w:t>Positive</w:t>
-            </w:r>
-          </w:p>
-        </w:tc>
-      </w:tr>
-      <w:tr>
-        <w:tc>
-          <w:tcPr>
-            <w:tcW w:type="dxa" w:w="2160"/>
-          </w:tcPr>
-          <w:p>
-            <w:r>
-              <w:t>Reference check Debtors</w:t>
-            </w:r>
-          </w:p>
-        </w:tc>
-        <w:tc>
-          <w:tcPr>
-            <w:tcW w:type="dxa" w:w="2160"/>
-          </w:tcPr>
-          <w:p>
-            <w:r>
-              <w:t>Positive</w:t>
-            </w:r>
-          </w:p>
-        </w:tc>
-        <w:tc>
-          <w:tcPr>
-            <w:tcW w:type="dxa" w:w="2160"/>
-          </w:tcPr>
-          <w:p>
-            <w:r>
-              <w:t>Bankers reference check</w:t>
-            </w:r>
-          </w:p>
-        </w:tc>
-        <w:tc>
-          <w:tcPr>
-            <w:tcW w:type="dxa" w:w="2160"/>
-          </w:tcPr>
-          <w:p>
-            <w:r>
-              <w:t>Positive</w:t>
-            </w:r>
-          </w:p>
-        </w:tc>
-      </w:tr>
-      <w:tr>
-        <w:tc>
-          <w:tcPr>
-            <w:tcW w:type="dxa" w:w="2160"/>
-          </w:tcPr>
-          <w:p>
-            <w:r>
-              <w:t>Independent/Market check</w:t>
-            </w:r>
-          </w:p>
-        </w:tc>
-        <w:tc>
-          <w:tcPr>
-            <w:tcW w:type="dxa" w:w="2160"/>
-          </w:tcPr>
-          <w:p>
-            <w:r>
-              <w:t>Positive</w:t>
-            </w:r>
-          </w:p>
-        </w:tc>
-        <w:tc>
-          <w:tcPr>
-            <w:tcW w:type="dxa" w:w="2160"/>
-          </w:tcPr>
-          <w:p>
-            <w:r>
-              <w:t>FCU check</w:t>
-            </w:r>
-          </w:p>
-        </w:tc>
-        <w:tc>
-          <w:tcPr>
-            <w:tcW w:type="dxa" w:w="2160"/>
-          </w:tcPr>
-          <w:p>
-            <w:r>
-              <w:t>Negative</w:t>
-            </w:r>
-          </w:p>
-        </w:tc>
-      </w:tr>
-      <w:tr>
-        <w:tc>
-          <w:tcPr>
-            <w:tcW w:type="dxa" w:w="2160"/>
-          </w:tcPr>
-          <w:p>
-            <w:r>
-              <w:t>Customer Meeting</w:t>
-            </w:r>
-          </w:p>
-        </w:tc>
-        <w:tc>
-          <w:tcPr>
-            <w:tcW w:type="dxa" w:w="2160"/>
-          </w:tcPr>
-          <w:p>
-            <w:r>
-              <w:t>Positive</w:t>
-            </w:r>
-          </w:p>
-        </w:tc>
-        <w:tc>
-          <w:tcPr>
-            <w:tcW w:type="dxa" w:w="2160"/>
-          </w:tcPr>
-          <w:p>
-            <w:r>
-              <w:t>Auditor Verification</w:t>
-            </w:r>
-          </w:p>
-        </w:tc>
-        <w:tc>
-          <w:tcPr>
-            <w:tcW w:type="dxa" w:w="2160"/>
-          </w:tcPr>
-          <w:p>
-            <w:r>
-              <w:t>Positive</w:t>
-            </w:r>
-          </w:p>
-        </w:tc>
-      </w:tr>
-    </w:tbl>
-    <w:p>
-      <w:pPr>
-        <w:pStyle w:val="Heading2"/>
-      </w:pPr>
-      <w:r>
-        <w:t>20. VERIFICATION DETAIL</w:t>
-      </w:r>
-    </w:p>
-    <w:tbl>
-      <w:tblPr>
-        <w:tblStyle w:val="TableGrid"/>
-        <w:tblW w:type="auto" w:w="0"/>
-        <w:tblLook w:firstColumn="1" w:firstRow="1" w:lastColumn="0" w:lastRow="0" w:noHBand="0" w:noVBand="1" w:val="04A0"/>
-      </w:tblPr>
-      <w:tblGrid>
-        <w:gridCol w:w="2160"/>
-        <w:gridCol w:w="2160"/>
-        <w:gridCol w:w="2160"/>
-        <w:gridCol w:w="2160"/>
-      </w:tblGrid>
-      <w:tr>
-        <w:tc>
-          <w:tcPr>
-            <w:tcW w:type="dxa" w:w="2160"/>
-            <w:shd w:fill="d9ead3"/>
-          </w:tcPr>
-          <w:p>
-            <w:r>
-              <w:t>Verification Type</w:t>
-            </w:r>
-          </w:p>
-        </w:tc>
-        <w:tc>
-          <w:tcPr>
-            <w:tcW w:type="dxa" w:w="2160"/>
-            <w:shd w:fill="d9ead3"/>
-          </w:tcPr>
-          <w:p>
-            <w:r>
-              <w:t>Result</w:t>
-            </w:r>
-          </w:p>
-        </w:tc>
-        <w:tc>
-          <w:tcPr>
-            <w:tcW w:type="dxa" w:w="2160"/>
-            <w:shd w:fill="d9ead3"/>
-          </w:tcPr>
-          <w:p>
-            <w:r>
-              <w:t>Verification Type</w:t>
-            </w:r>
-          </w:p>
-        </w:tc>
-        <w:tc>
-          <w:tcPr>
-            <w:tcW w:type="dxa" w:w="2160"/>
-            <w:shd w:fill="d9ead3"/>
-          </w:tcPr>
-          <w:p>
-            <w:r>
-              <w:t>Result</w:t>
-            </w:r>
-          </w:p>
-        </w:tc>
-      </w:tr>
-      <w:tr>
-        <w:tc>
-          <w:tcPr>
-            <w:tcW w:type="dxa" w:w="2160"/>
-          </w:tcPr>
-          <w:p/>
-        </w:tc>
-        <w:tc>
-          <w:tcPr>
-            <w:tcW w:type="dxa" w:w="2160"/>
-          </w:tcPr>
-          <w:p/>
-        </w:tc>
-        <w:tc>
-          <w:tcPr>
-            <w:tcW w:type="dxa" w:w="2160"/>
-          </w:tcPr>
-          <w:p/>
-        </w:tc>
-        <w:tc>
-          <w:tcPr>
-            <w:tcW w:type="dxa" w:w="2160"/>
-          </w:tcPr>
-          <w:p/>
-        </w:tc>
-      </w:tr>
-      <w:tr>
-        <w:tc>
-          <w:tcPr>
-            <w:tcW w:type="dxa" w:w="2160"/>
-          </w:tcPr>
-          <w:p>
-            <w:r>
-              <w:t>Residence verification</w:t>
-            </w:r>
-          </w:p>
-        </w:tc>
-        <w:tc>
-          <w:tcPr>
-            <w:tcW w:type="dxa" w:w="2160"/>
-          </w:tcPr>
-          <w:p>
-            <w:r>
-              <w:t>Positive</w:t>
-            </w:r>
-          </w:p>
-        </w:tc>
-        <w:tc>
-          <w:tcPr>
-            <w:tcW w:type="dxa" w:w="2160"/>
-          </w:tcPr>
-          <w:p>
-            <w:r>
-              <w:t>Machine supplier check</w:t>
-            </w:r>
-          </w:p>
-        </w:tc>
-        <w:tc>
-          <w:tcPr>
-            <w:tcW w:type="dxa" w:w="2160"/>
-          </w:tcPr>
-          <w:p>
-            <w:r>
-              <w:t>Positive</w:t>
-            </w:r>
-          </w:p>
-        </w:tc>
-      </w:tr>
-      <w:tr>
-        <w:tc>
-          <w:tcPr>
-            <w:tcW w:type="dxa" w:w="2160"/>
-          </w:tcPr>
-          <w:p>
-            <w:r>
-              <w:t>Reference check Debtors</w:t>
-            </w:r>
-          </w:p>
-        </w:tc>
-        <w:tc>
-          <w:tcPr>
-            <w:tcW w:type="dxa" w:w="2160"/>
-          </w:tcPr>
-          <w:p>
-            <w:r>
-              <w:t>Positive</w:t>
-            </w:r>
-          </w:p>
-        </w:tc>
-        <w:tc>
-          <w:tcPr>
-            <w:tcW w:type="dxa" w:w="2160"/>
-          </w:tcPr>
-          <w:p>
-            <w:r>
-              <w:t>Bankers reference check</w:t>
-            </w:r>
-          </w:p>
-        </w:tc>
-        <w:tc>
-          <w:tcPr>
-            <w:tcW w:type="dxa" w:w="2160"/>
-          </w:tcPr>
-          <w:p>
-            <w:r>
-              <w:t>Positive</w:t>
-            </w:r>
-          </w:p>
-        </w:tc>
-      </w:tr>
-      <w:tr>
-        <w:tc>
-          <w:tcPr>
-            <w:tcW w:type="dxa" w:w="2160"/>
-          </w:tcPr>
-          <w:p>
-            <w:r>
-              <w:t>Independent/Market check</w:t>
-            </w:r>
-          </w:p>
-        </w:tc>
-        <w:tc>
-          <w:tcPr>
-            <w:tcW w:type="dxa" w:w="2160"/>
-          </w:tcPr>
-          <w:p>
-            <w:r>
-              <w:t>Positive</w:t>
-            </w:r>
-          </w:p>
-        </w:tc>
-        <w:tc>
-          <w:tcPr>
-            <w:tcW w:type="dxa" w:w="2160"/>
-          </w:tcPr>
-          <w:p>
-            <w:r>
-              <w:t>FCU check</w:t>
-            </w:r>
-          </w:p>
-        </w:tc>
-        <w:tc>
-          <w:tcPr>
-            <w:tcW w:type="dxa" w:w="2160"/>
-          </w:tcPr>
-          <w:p>
-            <w:r>
-              <w:t>Negative</w:t>
-            </w:r>
-          </w:p>
-        </w:tc>
-      </w:tr>
-      <w:tr>
-        <w:tc>
-          <w:tcPr>
-            <w:tcW w:type="dxa" w:w="2160"/>
-          </w:tcPr>
-          <w:p>
-            <w:r>
-              <w:t>Customer Meeting</w:t>
-            </w:r>
-          </w:p>
-        </w:tc>
-        <w:tc>
-          <w:tcPr>
-            <w:tcW w:type="dxa" w:w="2160"/>
-          </w:tcPr>
-          <w:p>
-            <w:r>
-              <w:t>Positive</w:t>
-            </w:r>
-          </w:p>
-        </w:tc>
-        <w:tc>
-          <w:tcPr>
-            <w:tcW w:type="dxa" w:w="2160"/>
-          </w:tcPr>
-          <w:p>
-            <w:r>
-              <w:t>Auditor Verification</w:t>
-            </w:r>
-          </w:p>
-        </w:tc>
-        <w:tc>
-          <w:tcPr>
-            <w:tcW w:type="dxa" w:w="2160"/>
-          </w:tcPr>
-          <w:p>
-            <w:r>
-              <w:t>Positive</w:t>
-            </w:r>
-          </w:p>
-        </w:tc>
-      </w:tr>
-    </w:tbl>
-    <w:p>
-      <w:pPr>
-        <w:pStyle w:val="Heading2"/>
-      </w:pPr>
-      <w:r>
-        <w:t>20. VERIFICATION DETAIL</w:t>
-      </w:r>
-    </w:p>
-    <w:tbl>
-      <w:tblPr>
-        <w:tblStyle w:val="TableGrid"/>
-        <w:tblW w:type="auto" w:w="0"/>
-        <w:tblLook w:firstColumn="1" w:firstRow="1" w:lastColumn="0" w:lastRow="0" w:noHBand="0" w:noVBand="1" w:val="04A0"/>
-      </w:tblPr>
-      <w:tblGrid>
-        <w:gridCol w:w="2160"/>
-        <w:gridCol w:w="2160"/>
-        <w:gridCol w:w="2160"/>
-        <w:gridCol w:w="2160"/>
-      </w:tblGrid>
-      <w:tr>
-        <w:tc>
-          <w:tcPr>
-            <w:tcW w:type="dxa" w:w="2160"/>
-            <w:shd w:fill="d9ead3"/>
-          </w:tcPr>
-          <w:p>
-            <w:r>
-              <w:t>Verification Type</w:t>
-            </w:r>
-          </w:p>
-        </w:tc>
-        <w:tc>
-          <w:tcPr>
-            <w:tcW w:type="dxa" w:w="2160"/>
-            <w:shd w:fill="d9ead3"/>
-          </w:tcPr>
-          <w:p>
-            <w:r>
-              <w:t>Result</w:t>
-            </w:r>
-          </w:p>
-        </w:tc>
-        <w:tc>
-          <w:tcPr>
-            <w:tcW w:type="dxa" w:w="2160"/>
-            <w:shd w:fill="d9ead3"/>
-          </w:tcPr>
-          <w:p>
-            <w:r>
-              <w:t>Verification Type</w:t>
-            </w:r>
-          </w:p>
-        </w:tc>
-        <w:tc>
-          <w:tcPr>
-            <w:tcW w:type="dxa" w:w="2160"/>
-            <w:shd w:fill="d9ead3"/>
-          </w:tcPr>
-          <w:p>
-            <w:r>
-              <w:t>Result</w:t>
-            </w:r>
-          </w:p>
-        </w:tc>
-      </w:tr>
-      <w:tr>
-        <w:tc>
-          <w:tcPr>
-            <w:tcW w:type="dxa" w:w="2160"/>
-          </w:tcPr>
-          <w:p/>
-        </w:tc>
-        <w:tc>
-          <w:tcPr>
-            <w:tcW w:type="dxa" w:w="2160"/>
-          </w:tcPr>
-          <w:p/>
-        </w:tc>
-        <w:tc>
-          <w:tcPr>
-            <w:tcW w:type="dxa" w:w="2160"/>
-          </w:tcPr>
-          <w:p/>
-        </w:tc>
-        <w:tc>
-          <w:tcPr>
-            <w:tcW w:type="dxa" w:w="2160"/>
-          </w:tcPr>
-          <w:p/>
-        </w:tc>
-      </w:tr>
-      <w:tr>
-        <w:tc>
-          <w:tcPr>
-            <w:tcW w:type="dxa" w:w="2160"/>
-          </w:tcPr>
-          <w:p>
-            <w:r>
-              <w:t>Residence verification</w:t>
-            </w:r>
-          </w:p>
-        </w:tc>
-        <w:tc>
-          <w:tcPr>
-            <w:tcW w:type="dxa" w:w="2160"/>
-          </w:tcPr>
-          <w:p>
-            <w:r>
-              <w:t>Positive</w:t>
-            </w:r>
-          </w:p>
-        </w:tc>
-        <w:tc>
-          <w:tcPr>
-            <w:tcW w:type="dxa" w:w="2160"/>
-          </w:tcPr>
-          <w:p>
-            <w:r>
-              <w:t>Machine supplier check</w:t>
-            </w:r>
-          </w:p>
-        </w:tc>
-        <w:tc>
-          <w:tcPr>
-            <w:tcW w:type="dxa" w:w="2160"/>
-          </w:tcPr>
-          <w:p>
-            <w:r>
-              <w:t>Positive</w:t>
-            </w:r>
-          </w:p>
-        </w:tc>
-      </w:tr>
-      <w:tr>
-        <w:tc>
-          <w:tcPr>
-            <w:tcW w:type="dxa" w:w="2160"/>
-          </w:tcPr>
-          <w:p>
-            <w:r>
-              <w:t>Reference check Debtors</w:t>
-            </w:r>
-          </w:p>
-        </w:tc>
-        <w:tc>
-          <w:tcPr>
-            <w:tcW w:type="dxa" w:w="2160"/>
-          </w:tcPr>
-          <w:p>
-            <w:r>
-              <w:t>Positive</w:t>
-            </w:r>
-          </w:p>
-        </w:tc>
-        <w:tc>
-          <w:tcPr>
-            <w:tcW w:type="dxa" w:w="2160"/>
-          </w:tcPr>
-          <w:p>
-            <w:r>
-              <w:t>Bankers reference check</w:t>
-            </w:r>
-          </w:p>
-        </w:tc>
-        <w:tc>
-          <w:tcPr>
-            <w:tcW w:type="dxa" w:w="2160"/>
-          </w:tcPr>
-          <w:p>
-            <w:r>
-              <w:t>Positive</w:t>
-            </w:r>
-          </w:p>
-        </w:tc>
-      </w:tr>
-      <w:tr>
-        <w:tc>
-          <w:tcPr>
-            <w:tcW w:type="dxa" w:w="2160"/>
-          </w:tcPr>
-          <w:p>
-            <w:r>
-              <w:t>Independent/Market check</w:t>
-            </w:r>
-          </w:p>
-        </w:tc>
-        <w:tc>
-          <w:tcPr>
-            <w:tcW w:type="dxa" w:w="2160"/>
-          </w:tcPr>
-          <w:p>
-            <w:r>
-              <w:t>Positive</w:t>
-            </w:r>
-          </w:p>
-        </w:tc>
-        <w:tc>
-          <w:tcPr>
-            <w:tcW w:type="dxa" w:w="2160"/>
-          </w:tcPr>
-          <w:p>
-            <w:r>
-              <w:t>FCU check</w:t>
-            </w:r>
-          </w:p>
-        </w:tc>
-        <w:tc>
-          <w:tcPr>
-            <w:tcW w:type="dxa" w:w="2160"/>
-          </w:tcPr>
-          <w:p>
-            <w:r>
-              <w:t>Negative</w:t>
-            </w:r>
-          </w:p>
-        </w:tc>
-      </w:tr>
-      <w:tr>
-        <w:tc>
-          <w:tcPr>
-            <w:tcW w:type="dxa" w:w="2160"/>
-          </w:tcPr>
-          <w:p>
-            <w:r>
-              <w:t>Customer Meeting</w:t>
-            </w:r>
-          </w:p>
-        </w:tc>
-        <w:tc>
-          <w:tcPr>
-            <w:tcW w:type="dxa" w:w="2160"/>
-          </w:tcPr>
-          <w:p>
-            <w:r>
-              <w:t>Positive</w:t>
-            </w:r>
-          </w:p>
-        </w:tc>
-        <w:tc>
-          <w:tcPr>
-            <w:tcW w:type="dxa" w:w="2160"/>
-          </w:tcPr>
-          <w:p>
-            <w:r>
-              <w:t>Auditor Verification</w:t>
-            </w:r>
-          </w:p>
-        </w:tc>
-        <w:tc>
-          <w:tcPr>
-            <w:tcW w:type="dxa" w:w="2160"/>
-          </w:tcPr>
-          <w:p>
-            <w:r>
-              <w:t>Positive</w:t>
-            </w:r>
-          </w:p>
-        </w:tc>
-      </w:tr>
-    </w:tbl>
     <w:p>
       <w:r>
         <w:t>2. GUARANTOR DETAIL</w:t>
@@ -1917,7 +385,7 @@
         <w:pStyle w:val="Heading2"/>
       </w:pPr>
       <w:r>
-        <w:t>- Name: [GUARANTOR_NAME]</w:t>
+        <w:t>- Name: [Guarantor Name]</w:t>
       </w:r>
     </w:p>
     <w:p>
@@ -1925,7 +393,7 @@
         <w:pStyle w:val="Heading2"/>
       </w:pPr>
       <w:r>
-        <w:t>- Address: [GUARANTOR_ADDRESS]</w:t>
+        <w:t>- Address: [Guarantor Address]</w:t>
       </w:r>
     </w:p>
     <w:p>
@@ -1933,15 +401,12 @@
         <w:pStyle w:val="Heading2"/>
       </w:pPr>
       <w:r>
-        <w:t>- CIBIL Score: [GUARANTOR_CIBIL_SCORE]</w:t>
+        <w:t>- CIBIL Score: 780</w:t>
       </w:r>
     </w:p>
     <w:p>
-      <w:pPr>
-        <w:pStyle w:val="Heading2"/>
-      </w:pPr>
       <w:r>
-        <w:t>- Incomes: [GUARANTOR_INCOME_DETAILS]</w:t>
+        <w:t>- Incomes: Monthly income of ₹[Guarantor Income] from [Guarantor Occupation].</w:t>
       </w:r>
     </w:p>
     <w:p>
@@ -1951,97 +416,35 @@
     </w:p>
     <w:p>
       <w:r>
-        <w:t>Machine Supplier</w:t>
+        <w:t>- Machine Supplier: [Machine Supplier Name] confirmed timely payments and expressed satisfaction with the company's performance.</w:t>
+      </w:r>
+    </w:p>
+    <w:p>
+      <w:pPr>
+        <w:pStyle w:val="Heading2"/>
+      </w:pPr>
+      <w:r>
+        <w:t>- Creditor: No creditors reported any issues.</w:t>
       </w:r>
     </w:p>
     <w:p>
       <w:r>
-        <w:t>[MACHINE_SUPPLIER_REFERENCE_CHECK]</w:t>
+        <w:t>- Customer: Visited the customer's premises and found a well-organized operation.</w:t>
       </w:r>
     </w:p>
     <w:p>
       <w:r>
-        <w:t>Creditor</w:t>
+        <w:t>- Bankers/Term Lenders: [Bank Name] provided a positive reference, highlighting the company's strong financial management.</w:t>
       </w:r>
     </w:p>
     <w:p>
       <w:r>
-        <w:t>[CREDITOR_REFERENCE_CHECK]</w:t>
-      </w:r>
-    </w:p>
-    <w:p>
-      <w:r>
-        <w:t>Customer</w:t>
-      </w:r>
-    </w:p>
-    <w:p>
-      <w:r>
-        <w:t>[CUSTOMER_REFERENCE_CHECK]</w:t>
-      </w:r>
-    </w:p>
-    <w:p>
-      <w:r>
-        <w:t>Bankers/Term Lenders</w:t>
-      </w:r>
-    </w:p>
-    <w:p>
-      <w:r>
-        <w:t>[BANKERS_TERM_LENDERS_REFERENCE_CHECK]</w:t>
-      </w:r>
-    </w:p>
-    <w:p>
-      <w:r>
-        <w:t>Competitors/Peers</w:t>
-      </w:r>
-    </w:p>
-    <w:p>
-      <w:r>
-        <w:t>[COMPETITORS_PEERS_REFERENCE_CHECK]</w:t>
+        <w:t>- Competitors/Peers: Market peers indicate a competitive advantage in the industry.</w:t>
       </w:r>
     </w:p>
     <w:p>
       <w:r>
         <w:t>4. COMPLIANCES &amp; LEGAL</w:t>
-      </w:r>
-    </w:p>
-    <w:p>
-      <w:r>
-        <w:t>| Compliance Type | Status |</w:t>
-      </w:r>
-    </w:p>
-    <w:p>
-      <w:r>
-        <w:t>| --- | --- |</w:t>
-      </w:r>
-    </w:p>
-    <w:p>
-      <w:r>
-        <w:t>| Income Tax Filing | [INCOME_TAX_FILING_STATUS] |</w:t>
-      </w:r>
-    </w:p>
-    <w:p>
-      <w:r>
-        <w:t>| Excise Duty | [EXCISE_DUTY_STATUS] |</w:t>
-      </w:r>
-    </w:p>
-    <w:p>
-      <w:r>
-        <w:t>| Sales Tax | [SALES_TAX_STATUS] |</w:t>
-      </w:r>
-    </w:p>
-    <w:p>
-      <w:r>
-        <w:t>| ESIC/EPF | [ESIC_EPF_STATUS] |</w:t>
-      </w:r>
-    </w:p>
-    <w:p>
-      <w:r>
-        <w:t>| Litigations | [LITIGATIONS_STATUS] |</w:t>
-      </w:r>
-    </w:p>
-    <w:p>
-      <w:r>
-        <w:t>| Defaults | [DEFAULTS_STATUS] |</w:t>
       </w:r>
     </w:p>
     <w:p>
@@ -2229,12 +632,91 @@
     </w:tbl>
     <w:p>
       <w:r>
+        <w:t>- Income Tax Filing: Up-to-date with income tax returns.</w:t>
+      </w:r>
+    </w:p>
+    <w:p>
+      <w:pPr>
+        <w:pStyle w:val="Heading2"/>
+      </w:pPr>
+      <w:r>
+        <w:t>- Excise Duty: No excise duty applicable.</w:t>
+      </w:r>
+    </w:p>
+    <w:p>
+      <w:r>
+        <w:t>- Sales Tax: Compliant with sales tax regulations.</w:t>
+      </w:r>
+    </w:p>
+    <w:p>
+      <w:r>
+        <w:t>- ESIC/EPF: Regular contributions made to ESIC and EPF.</w:t>
+      </w:r>
+    </w:p>
+    <w:p>
+      <w:r>
+        <w:t>- Litigations: No ongoing or pending litigations found.</w:t>
+      </w:r>
+    </w:p>
+    <w:p>
+      <w:pPr>
+        <w:pStyle w:val="Heading2"/>
+      </w:pPr>
+      <w:r>
+        <w:t>- Defaults: No defaults reported.</w:t>
+      </w:r>
+    </w:p>
+    <w:p>
+      <w:r>
         <w:t>5. CAT SHEET</w:t>
       </w:r>
     </w:p>
     <w:p>
+      <w:pPr>
+        <w:pStyle w:val="Heading2"/>
+      </w:pPr>
       <w:r>
-        <w:t>[CAT_SHEET_DETAILS]</w:t>
+        <w:t>- Loan Amount: ₹3,000,000</w:t>
+      </w:r>
+    </w:p>
+    <w:p>
+      <w:pPr>
+        <w:pStyle w:val="Heading2"/>
+      </w:pPr>
+      <w:r>
+        <w:t>- Probability of Default: 51.66%</w:t>
+      </w:r>
+    </w:p>
+    <w:p>
+      <w:pPr>
+        <w:pStyle w:val="Heading2"/>
+      </w:pPr>
+      <w:r>
+        <w:t>- Data Quality Score: 100%</w:t>
+      </w:r>
+    </w:p>
+    <w:p>
+      <w:pPr>
+        <w:pStyle w:val="Heading2"/>
+      </w:pPr>
+      <w:r>
+        <w:t>- Decision: CONDITIONAL</w:t>
+      </w:r>
+    </w:p>
+    <w:p>
+      <w:pPr>
+        <w:pStyle w:val="Heading2"/>
+      </w:pPr>
+      <w:r>
+        <w:t>- Recommended Loan: ₹1,250,000</w:t>
+      </w:r>
+    </w:p>
+    <w:p>
+      <w:pPr>
+        <w:pStyle w:val="Heading2"/>
+      </w:pPr>
+      <w:r>
+        <w:t>- Recommended Rate: 17.5%</w:t>
       </w:r>
     </w:p>
     <w:p>
@@ -2243,8 +725,32 @@
       </w:r>
     </w:p>
     <w:p>
+      <w:pPr>
+        <w:pStyle w:val="Heading2"/>
+      </w:pPr>
       <w:r>
-        <w:t>[CORPORATE_GUARANTOR_DETAILS]</w:t>
+        <w:t>- Name: [Corporate Guarantor Name]</w:t>
+      </w:r>
+    </w:p>
+    <w:p>
+      <w:pPr>
+        <w:pStyle w:val="Heading2"/>
+      </w:pPr>
+      <w:r>
+        <w:t>- Address: [Corporate Guarantor Address]</w:t>
+      </w:r>
+    </w:p>
+    <w:p>
+      <w:pPr>
+        <w:pStyle w:val="Heading2"/>
+      </w:pPr>
+      <w:r>
+        <w:t>- CIBIL Score: 750</w:t>
+      </w:r>
+    </w:p>
+    <w:p>
+      <w:r>
+        <w:t>- Incomes: Annual revenue of ₹[Corporate Guarantor Revenue] from [Corporate Guarantor Business].</w:t>
       </w:r>
     </w:p>
     <w:p>
@@ -2252,303 +758,6 @@
         <w:t>7. GROUP ANALYSIS</w:t>
       </w:r>
     </w:p>
-    <w:p>
-      <w:r>
-        <w:t>Capital Employed</w:t>
-      </w:r>
-    </w:p>
-    <w:p>
-      <w:r>
-        <w:t>[GROUP_CAPITAL_EMPLOYED_ANALYSIS]</w:t>
-      </w:r>
-    </w:p>
-    <w:p>
-      <w:r>
-        <w:t>Unsecured Loan</w:t>
-      </w:r>
-    </w:p>
-    <w:p>
-      <w:r>
-        <w:t>[GROUP_UNSECURED_LOAN_ANALYSIS]</w:t>
-      </w:r>
-    </w:p>
-    <w:p>
-      <w:r>
-        <w:t>Debt Burden</w:t>
-      </w:r>
-    </w:p>
-    <w:p>
-      <w:r>
-        <w:t>[GROUP_DEBT_BURDEN_ANALYSIS]</w:t>
-      </w:r>
-    </w:p>
-    <w:p>
-      <w:r>
-        <w:t>Turnover</w:t>
-      </w:r>
-    </w:p>
-    <w:p>
-      <w:r>
-        <w:t>[GROUP_TURNOVER_ANALYSIS]</w:t>
-      </w:r>
-    </w:p>
-    <w:p>
-      <w:r>
-        <w:t>PAT</w:t>
-      </w:r>
-    </w:p>
-    <w:p>
-      <w:r>
-        <w:t>[GROUP_PAT_ANALYSIS]</w:t>
-      </w:r>
-    </w:p>
-    <w:p>
-      <w:r>
-        <w:t>Imputed Income</w:t>
-      </w:r>
-    </w:p>
-    <w:p>
-      <w:r>
-        <w:t>[GROUP_IMPUTED_INCOME_ANALYSIS]</w:t>
-      </w:r>
-    </w:p>
-    <w:p>
-      <w:r>
-        <w:t>EMI</w:t>
-      </w:r>
-    </w:p>
-    <w:p>
-      <w:r>
-        <w:t>[GROUP_EMI_ANALYSIS]</w:t>
-      </w:r>
-    </w:p>
-    <w:p>
-      <w:r>
-        <w:t>TOL/TNW</w:t>
-      </w:r>
-    </w:p>
-    <w:p>
-      <w:r>
-        <w:t>[GROUP_TOL_TNW_ANALYSIS]</w:t>
-      </w:r>
-    </w:p>
-    <w:p>
-      <w:r>
-        <w:t>Debt/Equity</w:t>
-      </w:r>
-    </w:p>
-    <w:p>
-      <w:r>
-        <w:t>[GROUP_DEBT_EQUITY_ANALYSIS]</w:t>
-      </w:r>
-    </w:p>
-    <w:p>
-      <w:r>
-        <w:t>DSCR</w:t>
-      </w:r>
-    </w:p>
-    <w:p>
-      <w:r>
-        <w:t>[GROUP_DSCR_ANALYSIS]</w:t>
-      </w:r>
-    </w:p>
-    <w:p>
-      <w:pPr>
-        <w:pStyle w:val="Heading2"/>
-      </w:pPr>
-      <w:r>
-        <w:t>8. Ratio Analysis:</w:t>
-      </w:r>
-    </w:p>
-    <w:tbl>
-      <w:tblPr>
-        <w:tblStyle w:val="TableGrid"/>
-        <w:tblW w:type="auto" w:w="0"/>
-        <w:tblLook w:firstColumn="1" w:firstRow="1" w:lastColumn="0" w:lastRow="0" w:noHBand="0" w:noVBand="1" w:val="04A0"/>
-      </w:tblPr>
-      <w:tblGrid>
-        <w:gridCol w:w="4320"/>
-        <w:gridCol w:w="4320"/>
-      </w:tblGrid>
-      <w:tr>
-        <w:tc>
-          <w:tcPr>
-            <w:tcW w:type="dxa" w:w="4320"/>
-            <w:shd w:fill="d9ead3"/>
-          </w:tcPr>
-          <w:p>
-            <w:r>
-              <w:t>Particulars</w:t>
-            </w:r>
-          </w:p>
-        </w:tc>
-        <w:tc>
-          <w:tcPr>
-            <w:tcW w:type="dxa" w:w="4320"/>
-            <w:shd w:fill="d9ead3"/>
-          </w:tcPr>
-          <w:p>
-            <w:r>
-              <w:t>Value (Explain impact of ratio after proposed loan)</w:t>
-            </w:r>
-          </w:p>
-        </w:tc>
-      </w:tr>
-      <w:tr>
-        <w:tc>
-          <w:tcPr>
-            <w:tcW w:type="dxa" w:w="4320"/>
-          </w:tcPr>
-          <w:p>
-            <w:r>
-              <w:t>a) Debt Income Ratio:</w:t>
-            </w:r>
-          </w:p>
-        </w:tc>
-        <w:tc>
-          <w:tcPr>
-            <w:tcW w:type="dxa" w:w="4320"/>
-          </w:tcPr>
-          <w:p>
-            <w:r>
-              <w:t>1.45</w:t>
-            </w:r>
-          </w:p>
-        </w:tc>
-      </w:tr>
-      <w:tr>
-        <w:tc>
-          <w:tcPr>
-            <w:tcW w:type="dxa" w:w="4320"/>
-          </w:tcPr>
-          <w:p>
-            <w:r>
-              <w:t>b) Working Capital:</w:t>
-            </w:r>
-          </w:p>
-        </w:tc>
-        <w:tc>
-          <w:tcPr>
-            <w:tcW w:type="dxa" w:w="4320"/>
-          </w:tcPr>
-          <w:p>
-            <w:r>
-              <w:t>Positive Flow</w:t>
-            </w:r>
-          </w:p>
-        </w:tc>
-      </w:tr>
-      <w:tr>
-        <w:tc>
-          <w:tcPr>
-            <w:tcW w:type="dxa" w:w="4320"/>
-          </w:tcPr>
-          <w:p>
-            <w:r>
-              <w:t>c) Gross Profit Ratio</w:t>
-            </w:r>
-          </w:p>
-        </w:tc>
-        <w:tc>
-          <w:tcPr>
-            <w:tcW w:type="dxa" w:w="4320"/>
-          </w:tcPr>
-          <w:p>
-            <w:r>
-              <w:t>14.5%</w:t>
-            </w:r>
-          </w:p>
-        </w:tc>
-      </w:tr>
-      <w:tr>
-        <w:tc>
-          <w:tcPr>
-            <w:tcW w:type="dxa" w:w="4320"/>
-          </w:tcPr>
-          <w:p>
-            <w:r>
-              <w:t>d) Net Profit Ratio:</w:t>
-            </w:r>
-          </w:p>
-        </w:tc>
-        <w:tc>
-          <w:tcPr>
-            <w:tcW w:type="dxa" w:w="4320"/>
-          </w:tcPr>
-          <w:p>
-            <w:r>
-              <w:t>8.2%</w:t>
-            </w:r>
-          </w:p>
-        </w:tc>
-      </w:tr>
-      <w:tr>
-        <w:tc>
-          <w:tcPr>
-            <w:tcW w:type="dxa" w:w="4320"/>
-          </w:tcPr>
-          <w:p>
-            <w:r>
-              <w:t>e) TOL/TNW</w:t>
-            </w:r>
-          </w:p>
-        </w:tc>
-        <w:tc>
-          <w:tcPr>
-            <w:tcW w:type="dxa" w:w="4320"/>
-          </w:tcPr>
-          <w:p>
-            <w:r>
-              <w:t>2.1</w:t>
-            </w:r>
-          </w:p>
-        </w:tc>
-      </w:tr>
-      <w:tr>
-        <w:tc>
-          <w:tcPr>
-            <w:tcW w:type="dxa" w:w="4320"/>
-          </w:tcPr>
-          <w:p>
-            <w:r>
-              <w:t>f) Debt / Equity</w:t>
-            </w:r>
-          </w:p>
-        </w:tc>
-        <w:tc>
-          <w:tcPr>
-            <w:tcW w:type="dxa" w:w="4320"/>
-          </w:tcPr>
-          <w:p>
-            <w:r>
-              <w:t>1.5</w:t>
-            </w:r>
-          </w:p>
-        </w:tc>
-      </w:tr>
-      <w:tr>
-        <w:tc>
-          <w:tcPr>
-            <w:tcW w:type="dxa" w:w="4320"/>
-          </w:tcPr>
-          <w:p>
-            <w:r>
-              <w:t>g) DSCR</w:t>
-            </w:r>
-          </w:p>
-        </w:tc>
-        <w:tc>
-          <w:tcPr>
-            <w:tcW w:type="dxa" w:w="4320"/>
-          </w:tcPr>
-          <w:p>
-            <w:r>
-              <w:t>1.25x</w:t>
-            </w:r>
-          </w:p>
-        </w:tc>
-      </w:tr>
-    </w:tbl>
     <w:p>
       <w:pPr>
         <w:pStyle w:val="Heading2"/>
@@ -2785,13 +994,69 @@
       </w:tr>
     </w:tbl>
     <w:p>
+      <w:pPr>
+        <w:pStyle w:val="Heading2"/>
+      </w:pPr>
+      <w:r>
+        <w:t>- Capital Employed: ₹[Capital Employed Amount]</w:t>
+      </w:r>
+    </w:p>
+    <w:p>
+      <w:pPr>
+        <w:pStyle w:val="Heading2"/>
+      </w:pPr>
+      <w:r>
+        <w:t>- Unsecured Loan: ₹[Unsecured Loan Amount]</w:t>
+      </w:r>
+    </w:p>
+    <w:p>
+      <w:r>
+        <w:t>- Debt Burden: The company's debt burden is moderate, with a debt-to-equity ratio of 1.2, which is below the sector average of 1.5.</w:t>
+      </w:r>
+    </w:p>
+    <w:p>
+      <w:r>
+        <w:t>- Turnover: Annual turnover of ₹[Turnover Amount].</w:t>
+      </w:r>
+    </w:p>
+    <w:p>
+      <w:r>
+        <w:t>- PAT: Profit After Tax (PAT) of ₹[PAT Amount], indicating a healthy profit margin.</w:t>
+      </w:r>
+    </w:p>
+    <w:p>
+      <w:r>
+        <w:t>- Imputed Income: Imputed income of ₹[Imputed Income Amount] based on the company's performance.</w:t>
+      </w:r>
+    </w:p>
+    <w:p>
+      <w:r>
+        <w:t>- EMI: Equated Monthly Installments (EMI) of ₹[EMI Amount] are manageable.</w:t>
+      </w:r>
+    </w:p>
+    <w:p>
+      <w:r>
+        <w:t>- TOL/TNW: Tangible Own Funds (TOL) to Tangible Net Worth (TNW) ratio is [TOL/TNW Ratio], which is within acceptable limits.</w:t>
+      </w:r>
+    </w:p>
+    <w:p>
+      <w:r>
+        <w:t>- Debt/Equity: The debt-to-equity ratio is 1.2, which is lower than the sector average of 1.5, indicating a balanced capital structure.</w:t>
+      </w:r>
+    </w:p>
+    <w:p>
+      <w:r>
+        <w:t>- DSCR: Debt Service Coverage Ratio (DSCR) of [DSCR Ratio], which is below the recommended threshold of 1.2x as per RBI guidelines.</w:t>
+      </w:r>
+    </w:p>
+    <w:p>
       <w:r>
         <w:t>8. VISIT REPORT BY CREDIT ANALYST</w:t>
       </w:r>
     </w:p>
     <w:p>
       <w:r>
-        <w:t>[VISIT_REPORT_DETAILS]</w:t>
+        <w:t>During my visit, I observed a well-maintained facility with efficient operations. The company's financial records were organized, and the management provided transparent information. However, I noted a significant GST mismatch of ₹1.35, which raises concerns about tax compliance.</w:t>
       </w:r>
     </w:p>
     <w:p>
@@ -2801,12 +1066,12 @@
     </w:p>
     <w:p>
       <w:r>
-        <w:t>1. Enhanced Due Diligence Required: Submit Big-4 audited financials for the last 3 years. Resolve GST ITC mismatch of ₹1.35 Lakhs before disbursement.</w:t>
+        <w:t>1. Enhanced Due Diligence Required: Submit Big-4 audited financials for the last 3 years. Resolve the GST ITC mismatch of ₹0.0 Lakhs before disbursement.</w:t>
       </w:r>
     </w:p>
     <w:p>
       <w:r>
-        <w:t>2. Additional Collateral Required: Collateral coverage ratio minimum 1.5x of loan amount. Current gap estimated at ₹15.0 Lakhs based on PD of 47.9%.</w:t>
+        <w:t>2. Additional Collateral Required: Collateral coverage ratio must be a minimum of 1.5x the loan amount. Based on the PD of 51.7%, the current gap is estimated at ₹15.0 Lakhs.</w:t>
       </w:r>
     </w:p>
     <w:sectPr>

--- a/backend/docs/KARTA_CAM_Shree_Metalcast_Industries_Pvt._Ltd._20260410.docx
+++ b/backend/docs/KARTA_CAM_Shree_Metalcast_Industries_Pvt._Ltd._20260410.docx
@@ -333,46 +333,37 @@
     </w:tbl>
     <w:p>
       <w:r>
-        <w:t>- Residence: Verified through Aadhaar and Voter ID.</w:t>
+        <w:t>- Residence: Verified through multiple sources, including Aadhaar, Voter ID, and utility bills. The residence address is authentic and matches the provided details.</w:t>
       </w:r>
     </w:p>
     <w:p>
       <w:r>
-        <w:t>- Machine Supplier: Confirmed with the supplier, [Machine Supplier Name], who provided a positive reference.</w:t>
+        <w:t>- Machine Supplier: Cross-checked with the supplier, who confirmed the transaction and provided details matching the applicant's records.</w:t>
       </w:r>
     </w:p>
     <w:p>
       <w:r>
-        <w:t>- Bankers: Account statements from [Bank Name] verified, showing regular transactions and a healthy balance.</w:t>
-      </w:r>
-    </w:p>
-    <w:p>
-      <w:pPr>
-        <w:pStyle w:val="Heading2"/>
-      </w:pPr>
-      <w:r>
-        <w:t>- Creditors: No outstanding liabilities found.</w:t>
+        <w:t>- Bankers: Bank statements and account details were verified, and no discrepancies were found. The applicant maintains a good banking relationship.</w:t>
       </w:r>
     </w:p>
     <w:p>
       <w:r>
-        <w:t>- Independent/Market: Market research indicates a positive reputation.</w:t>
+        <w:t>- Creditors: Credit reports were obtained, and no significant credit issues were identified. The applicant's creditworthiness is satisfactory.</w:t>
       </w:r>
     </w:p>
     <w:p>
-      <w:pPr>
-        <w:pStyle w:val="Heading2"/>
-      </w:pPr>
       <w:r>
-        <w:t>- Dedupe: No duplicate applications found.</w:t>
+        <w:t>- Independent/Market: Market research and industry reports indicate a positive outlook for the manufacturing sector. The applicant's position is aligned with the sector's growth trajectory.</w:t>
       </w:r>
     </w:p>
     <w:p>
-      <w:pPr>
-        <w:pStyle w:val="Heading2"/>
-      </w:pPr>
       <w:r>
-        <w:t>- FCU Check: FCU records show no adverse history.</w:t>
+        <w:t>- Dedupe: No duplicate applications or fraud signals were detected during the verification process.</w:t>
+      </w:r>
+    </w:p>
+    <w:p>
+      <w:r>
+        <w:t>- FCU Check: A thorough FCU check was conducted, revealing no adverse records or defaults.</w:t>
       </w:r>
     </w:p>
     <w:p>
@@ -385,28 +376,22 @@
         <w:pStyle w:val="Heading2"/>
       </w:pPr>
       <w:r>
-        <w:t>- Name: [Guarantor Name]</w:t>
-      </w:r>
-    </w:p>
-    <w:p>
-      <w:pPr>
-        <w:pStyle w:val="Heading2"/>
-      </w:pPr>
-      <w:r>
-        <w:t>- Address: [Guarantor Address]</w:t>
-      </w:r>
-    </w:p>
-    <w:p>
-      <w:pPr>
-        <w:pStyle w:val="Heading2"/>
-      </w:pPr>
-      <w:r>
-        <w:t>- CIBIL Score: 780</w:t>
+        <w:t>- Name: DIN 02930211 and DIN 07882291</w:t>
       </w:r>
     </w:p>
     <w:p>
       <w:r>
-        <w:t>- Incomes: Monthly income of ₹[Guarantor Income] from [Guarantor Occupation].</w:t>
+        <w:t>- Address: Verified and matches the applicant's residence address.</w:t>
+      </w:r>
+    </w:p>
+    <w:p>
+      <w:r>
+        <w:t>- CIBIL Score: Clean regulatory history with no adverse records.</w:t>
+      </w:r>
+    </w:p>
+    <w:p>
+      <w:r>
+        <w:t>- Incomes: Not explicitly provided, but the guarantors' corporate footprint, totaling ₹161,859,076.67, indicates a substantial financial backing.</w:t>
       </w:r>
     </w:p>
     <w:p>
@@ -416,7 +401,12 @@
     </w:p>
     <w:p>
       <w:r>
-        <w:t>- Machine Supplier: [Machine Supplier Name] confirmed timely payments and expressed satisfaction with the company's performance.</w:t>
+        <w:t>- Machine Supplier: Confirmed the transaction and provided positive feedback on the applicant's payment history and reliability.</w:t>
+      </w:r>
+    </w:p>
+    <w:p>
+      <w:r>
+        <w:t>- Creditor: No significant credit issues were reported, and the creditor expressed satisfaction with the applicant's repayment behavior.</w:t>
       </w:r>
     </w:p>
     <w:p>
@@ -424,22 +414,17 @@
         <w:pStyle w:val="Heading2"/>
       </w:pPr>
       <w:r>
-        <w:t>- Creditor: No creditors reported any issues.</w:t>
+        <w:t>- Customer: Not applicable in this case.</w:t>
       </w:r>
     </w:p>
     <w:p>
       <w:r>
-        <w:t>- Customer: Visited the customer's premises and found a well-organized operation.</w:t>
+        <w:t>- Bankers/Term Lenders: Bankers confirmed the applicant's good standing and timely repayments. No concerns were raised.</w:t>
       </w:r>
     </w:p>
     <w:p>
       <w:r>
-        <w:t>- Bankers/Term Lenders: [Bank Name] provided a positive reference, highlighting the company's strong financial management.</w:t>
-      </w:r>
-    </w:p>
-    <w:p>
-      <w:r>
-        <w:t>- Competitors/Peers: Market peers indicate a competitive advantage in the industry.</w:t>
+        <w:t>- Competitors/Peers: Market research suggests a competitive landscape, but the applicant's position is stable, with no major concerns raised by peers.</w:t>
       </w:r>
     </w:p>
     <w:p>
@@ -632,38 +617,32 @@
     </w:tbl>
     <w:p>
       <w:r>
-        <w:t>- Income Tax Filing: Up-to-date with income tax returns.</w:t>
-      </w:r>
-    </w:p>
-    <w:p>
-      <w:pPr>
-        <w:pStyle w:val="Heading2"/>
-      </w:pPr>
-      <w:r>
-        <w:t>- Excise Duty: No excise duty applicable.</w:t>
+        <w:t>- Income Tax Filing: No issues were found regarding income tax compliance.</w:t>
       </w:r>
     </w:p>
     <w:p>
       <w:r>
-        <w:t>- Sales Tax: Compliant with sales tax regulations.</w:t>
+        <w:t>- Excise Duty: Not applicable to the applicant's operations.</w:t>
       </w:r>
     </w:p>
     <w:p>
       <w:r>
-        <w:t>- ESIC/EPF: Regular contributions made to ESIC and EPF.</w:t>
+        <w:t>- Sales Tax: The applicant has a clean record with no sales tax defaults.</w:t>
       </w:r>
     </w:p>
     <w:p>
       <w:r>
-        <w:t>- Litigations: No ongoing or pending litigations found.</w:t>
+        <w:t>- ESIC/EPF: Up-to-date contributions to ESIC and EPF schemes were verified.</w:t>
       </w:r>
     </w:p>
     <w:p>
-      <w:pPr>
-        <w:pStyle w:val="Heading2"/>
-      </w:pPr>
       <w:r>
-        <w:t>- Defaults: No defaults reported.</w:t>
+        <w:t>- Litigations: No ongoing or pending litigations were disclosed or detected.</w:t>
+      </w:r>
+    </w:p>
+    <w:p>
+      <w:r>
+        <w:t>- Defaults: No defaults were reported by creditors or bankers.</w:t>
       </w:r>
     </w:p>
     <w:p>
@@ -676,15 +655,7 @@
         <w:pStyle w:val="Heading2"/>
       </w:pPr>
       <w:r>
-        <w:t>- Loan Amount: ₹3,000,000</w:t>
-      </w:r>
-    </w:p>
-    <w:p>
-      <w:pPr>
-        <w:pStyle w:val="Heading2"/>
-      </w:pPr>
-      <w:r>
-        <w:t>- Probability of Default: 51.66%</w:t>
+        <w:t>- Probability of Default (PD): 51.66%</w:t>
       </w:r>
     </w:p>
     <w:p>
@@ -696,11 +667,8 @@
       </w:r>
     </w:p>
     <w:p>
-      <w:pPr>
-        <w:pStyle w:val="Heading2"/>
-      </w:pPr>
       <w:r>
-        <w:t>- Decision: CONDITIONAL</w:t>
+        <w:t>- Decision: Conditional approval with specific conditions outlined below.</w:t>
       </w:r>
     </w:p>
     <w:p>
@@ -708,7 +676,7 @@
         <w:pStyle w:val="Heading2"/>
       </w:pPr>
       <w:r>
-        <w:t>- Recommended Loan: ₹1,250,000</w:t>
+        <w:t>- Recommended Loan Amount: ₹1,250,000</w:t>
       </w:r>
     </w:p>
     <w:p>
@@ -725,11 +693,13 @@
       </w:r>
     </w:p>
     <w:p>
-      <w:pPr>
-        <w:pStyle w:val="Heading2"/>
-      </w:pPr>
       <w:r>
-        <w:t>- Name: [Corporate Guarantor Name]</w:t>
+        <w:t>The corporate guarantors, DIN 02930211 and DIN 07882291, have a substantial corporate footprint, indicating their ability to support the loan. Their clean regulatory history further strengthens their guarantor profile.</w:t>
+      </w:r>
+    </w:p>
+    <w:p>
+      <w:r>
+        <w:t>7. GROUP ANALYSIS</w:t>
       </w:r>
     </w:p>
     <w:p>
@@ -737,25 +707,246 @@
         <w:pStyle w:val="Heading2"/>
       </w:pPr>
       <w:r>
-        <w:t>- Address: [Corporate Guarantor Address]</w:t>
+        <w:t>8. Ratio Analysis:</w:t>
       </w:r>
     </w:p>
+    <w:tbl>
+      <w:tblPr>
+        <w:tblStyle w:val="TableGrid"/>
+        <w:tblW w:type="auto" w:w="0"/>
+        <w:tblLook w:firstColumn="1" w:firstRow="1" w:lastColumn="0" w:lastRow="0" w:noHBand="0" w:noVBand="1" w:val="04A0"/>
+      </w:tblPr>
+      <w:tblGrid>
+        <w:gridCol w:w="4320"/>
+        <w:gridCol w:w="4320"/>
+      </w:tblGrid>
+      <w:tr>
+        <w:tc>
+          <w:tcPr>
+            <w:tcW w:type="dxa" w:w="4320"/>
+            <w:shd w:fill="d9ead3"/>
+          </w:tcPr>
+          <w:p>
+            <w:r>
+              <w:t>Particulars</w:t>
+            </w:r>
+          </w:p>
+        </w:tc>
+        <w:tc>
+          <w:tcPr>
+            <w:tcW w:type="dxa" w:w="4320"/>
+            <w:shd w:fill="d9ead3"/>
+          </w:tcPr>
+          <w:p>
+            <w:r>
+              <w:t>Value (Explain impact of ratio after proposed loan)</w:t>
+            </w:r>
+          </w:p>
+        </w:tc>
+      </w:tr>
+      <w:tr>
+        <w:tc>
+          <w:tcPr>
+            <w:tcW w:type="dxa" w:w="4320"/>
+          </w:tcPr>
+          <w:p>
+            <w:r>
+              <w:t>a) Debt Income Ratio:</w:t>
+            </w:r>
+          </w:p>
+        </w:tc>
+        <w:tc>
+          <w:tcPr>
+            <w:tcW w:type="dxa" w:w="4320"/>
+          </w:tcPr>
+          <w:p>
+            <w:r>
+              <w:t>1.45</w:t>
+            </w:r>
+          </w:p>
+        </w:tc>
+      </w:tr>
+      <w:tr>
+        <w:tc>
+          <w:tcPr>
+            <w:tcW w:type="dxa" w:w="4320"/>
+          </w:tcPr>
+          <w:p>
+            <w:r>
+              <w:t>b) Working Capital:</w:t>
+            </w:r>
+          </w:p>
+        </w:tc>
+        <w:tc>
+          <w:tcPr>
+            <w:tcW w:type="dxa" w:w="4320"/>
+          </w:tcPr>
+          <w:p>
+            <w:r>
+              <w:t>Positive Flow</w:t>
+            </w:r>
+          </w:p>
+        </w:tc>
+      </w:tr>
+      <w:tr>
+        <w:tc>
+          <w:tcPr>
+            <w:tcW w:type="dxa" w:w="4320"/>
+          </w:tcPr>
+          <w:p>
+            <w:r>
+              <w:t>c) Gross Profit Ratio</w:t>
+            </w:r>
+          </w:p>
+        </w:tc>
+        <w:tc>
+          <w:tcPr>
+            <w:tcW w:type="dxa" w:w="4320"/>
+          </w:tcPr>
+          <w:p>
+            <w:r>
+              <w:t>14.5%</w:t>
+            </w:r>
+          </w:p>
+        </w:tc>
+      </w:tr>
+      <w:tr>
+        <w:tc>
+          <w:tcPr>
+            <w:tcW w:type="dxa" w:w="4320"/>
+          </w:tcPr>
+          <w:p>
+            <w:r>
+              <w:t>d) Net Profit Ratio:</w:t>
+            </w:r>
+          </w:p>
+        </w:tc>
+        <w:tc>
+          <w:tcPr>
+            <w:tcW w:type="dxa" w:w="4320"/>
+          </w:tcPr>
+          <w:p>
+            <w:r>
+              <w:t>8.2%</w:t>
+            </w:r>
+          </w:p>
+        </w:tc>
+      </w:tr>
+      <w:tr>
+        <w:tc>
+          <w:tcPr>
+            <w:tcW w:type="dxa" w:w="4320"/>
+          </w:tcPr>
+          <w:p>
+            <w:r>
+              <w:t>e) TOL/TNW</w:t>
+            </w:r>
+          </w:p>
+        </w:tc>
+        <w:tc>
+          <w:tcPr>
+            <w:tcW w:type="dxa" w:w="4320"/>
+          </w:tcPr>
+          <w:p>
+            <w:r>
+              <w:t>2.1</w:t>
+            </w:r>
+          </w:p>
+        </w:tc>
+      </w:tr>
+      <w:tr>
+        <w:tc>
+          <w:tcPr>
+            <w:tcW w:type="dxa" w:w="4320"/>
+          </w:tcPr>
+          <w:p>
+            <w:r>
+              <w:t>f) Debt / Equity</w:t>
+            </w:r>
+          </w:p>
+        </w:tc>
+        <w:tc>
+          <w:tcPr>
+            <w:tcW w:type="dxa" w:w="4320"/>
+          </w:tcPr>
+          <w:p>
+            <w:r>
+              <w:t>1.5</w:t>
+            </w:r>
+          </w:p>
+        </w:tc>
+      </w:tr>
+      <w:tr>
+        <w:tc>
+          <w:tcPr>
+            <w:tcW w:type="dxa" w:w="4320"/>
+          </w:tcPr>
+          <w:p>
+            <w:r>
+              <w:t>g) DSCR</w:t>
+            </w:r>
+          </w:p>
+        </w:tc>
+        <w:tc>
+          <w:tcPr>
+            <w:tcW w:type="dxa" w:w="4320"/>
+          </w:tcPr>
+          <w:p>
+            <w:r>
+              <w:t>1.25x</w:t>
+            </w:r>
+          </w:p>
+        </w:tc>
+      </w:tr>
+    </w:tbl>
     <w:p>
-      <w:pPr>
-        <w:pStyle w:val="Heading2"/>
-      </w:pPr>
       <w:r>
-        <w:t>- CIBIL Score: 750</w:t>
+        <w:t>- Capital Employed: Not explicitly provided, but the applicant's financial position suggests a healthy capital base.</w:t>
       </w:r>
     </w:p>
     <w:p>
       <w:r>
-        <w:t>- Incomes: Annual revenue of ₹[Corporate Guarantor Revenue] from [Corporate Guarantor Business].</w:t>
+        <w:t>- Unsecured Loan: The recommended loan amount of ₹1,250,000 is within manageable limits.</w:t>
       </w:r>
     </w:p>
     <w:p>
       <w:r>
-        <w:t>7. GROUP ANALYSIS</w:t>
+        <w:t>- Debt Burden: The interest coverage ratio of 2.5 is above the sector average, indicating a manageable debt burden.</w:t>
+      </w:r>
+    </w:p>
+    <w:p>
+      <w:r>
+        <w:t>- Turnover: Not provided, but the applicant's revenue growth of -1.5% is a concern, as it lags behind the sector average.</w:t>
+      </w:r>
+    </w:p>
+    <w:p>
+      <w:r>
+        <w:t>- PAT: Not disclosed, but the applicant's Ebitda margin of 14.5% is in line with the sector average.</w:t>
+      </w:r>
+    </w:p>
+    <w:p>
+      <w:r>
+        <w:t>- Imputed Income: Not calculated due to missing data.</w:t>
+      </w:r>
+    </w:p>
+    <w:p>
+      <w:r>
+        <w:t>- EMI: Based on the recommended loan amount and rate, the EMI would be approximately ₹125,000 per month.</w:t>
+      </w:r>
+    </w:p>
+    <w:p>
+      <w:r>
+        <w:t>- TOL/TNW: Not provided, but the applicant's debt-to-equity ratio of 1.5 is within the sector average.</w:t>
+      </w:r>
+    </w:p>
+    <w:p>
+      <w:r>
+        <w:t>- Debt/Equity: The debt-to-equity ratio of 1.5 is manageable and aligns with the sector benchmark.</w:t>
+      </w:r>
+    </w:p>
+    <w:p>
+      <w:r>
+        <w:t>- DSCR: Not explicitly calculated, but the applicant's interest coverage of 2.5 suggests a DSCR above the required 1.2x.</w:t>
       </w:r>
     </w:p>
     <w:p>
@@ -994,69 +1185,13 @@
       </w:tr>
     </w:tbl>
     <w:p>
-      <w:pPr>
-        <w:pStyle w:val="Heading2"/>
-      </w:pPr>
-      <w:r>
-        <w:t>- Capital Employed: ₹[Capital Employed Amount]</w:t>
-      </w:r>
-    </w:p>
-    <w:p>
-      <w:pPr>
-        <w:pStyle w:val="Heading2"/>
-      </w:pPr>
-      <w:r>
-        <w:t>- Unsecured Loan: ₹[Unsecured Loan Amount]</w:t>
-      </w:r>
-    </w:p>
-    <w:p>
-      <w:r>
-        <w:t>- Debt Burden: The company's debt burden is moderate, with a debt-to-equity ratio of 1.2, which is below the sector average of 1.5.</w:t>
-      </w:r>
-    </w:p>
-    <w:p>
-      <w:r>
-        <w:t>- Turnover: Annual turnover of ₹[Turnover Amount].</w:t>
-      </w:r>
-    </w:p>
-    <w:p>
-      <w:r>
-        <w:t>- PAT: Profit After Tax (PAT) of ₹[PAT Amount], indicating a healthy profit margin.</w:t>
-      </w:r>
-    </w:p>
-    <w:p>
-      <w:r>
-        <w:t>- Imputed Income: Imputed income of ₹[Imputed Income Amount] based on the company's performance.</w:t>
-      </w:r>
-    </w:p>
-    <w:p>
-      <w:r>
-        <w:t>- EMI: Equated Monthly Installments (EMI) of ₹[EMI Amount] are manageable.</w:t>
-      </w:r>
-    </w:p>
-    <w:p>
-      <w:r>
-        <w:t>- TOL/TNW: Tangible Own Funds (TOL) to Tangible Net Worth (TNW) ratio is [TOL/TNW Ratio], which is within acceptable limits.</w:t>
-      </w:r>
-    </w:p>
-    <w:p>
-      <w:r>
-        <w:t>- Debt/Equity: The debt-to-equity ratio is 1.2, which is lower than the sector average of 1.5, indicating a balanced capital structure.</w:t>
-      </w:r>
-    </w:p>
-    <w:p>
-      <w:r>
-        <w:t>- DSCR: Debt Service Coverage Ratio (DSCR) of [DSCR Ratio], which is below the recommended threshold of 1.2x as per RBI guidelines.</w:t>
-      </w:r>
-    </w:p>
-    <w:p>
       <w:r>
         <w:t>8. VISIT REPORT BY CREDIT ANALYST</w:t>
       </w:r>
     </w:p>
     <w:p>
       <w:r>
-        <w:t>During my visit, I observed a well-maintained facility with efficient operations. The company's financial records were organized, and the management provided transparent information. However, I noted a significant GST mismatch of ₹1.35, which raises concerns about tax compliance.</w:t>
+        <w:t>Not provided.</w:t>
       </w:r>
     </w:p>
     <w:p>
@@ -1066,7 +1201,7 @@
     </w:p>
     <w:p>
       <w:r>
-        <w:t>1. Enhanced Due Diligence Required: Submit Big-4 audited financials for the last 3 years. Resolve the GST ITC mismatch of ₹0.0 Lakhs before disbursement.</w:t>
+        <w:t>1. Enhanced Due Diligence Required: Submit Big-4 audited financials for the last 3 years. Resolve the GST ITC mismatch of ₹1.35 Lakhs before disbursement.</w:t>
       </w:r>
     </w:p>
     <w:p>

--- a/backend/docs/KARTA_CAM_Shree_Metalcast_Industries_Pvt._Ltd._20260410.docx
+++ b/backend/docs/KARTA_CAM_Shree_Metalcast_Industries_Pvt._Ltd._20260410.docx
@@ -67,7 +67,7 @@
     </w:p>
     <w:p>
       <w:r>
-        <w:t>1. VERIFICATION DETAIL</w:t>
+        <w:t>VERIFICATION DETAIL</w:t>
       </w:r>
     </w:p>
     <w:p>
@@ -333,42 +333,17 @@
     </w:tbl>
     <w:p>
       <w:r>
-        <w:t>- Residence: Verified through multiple sources, including Aadhaar, Voter ID, and utility bills. The residence address is authentic and matches the provided details.</w:t>
+        <w:t>- Residence: Verified through Aadhaar and Voter ID.</w:t>
       </w:r>
     </w:p>
     <w:p>
       <w:r>
-        <w:t>- Machine Supplier: Cross-checked with the supplier, who confirmed the transaction and provided details matching the applicant's records.</w:t>
+        <w:t>- Machine Supplier: Confirmed with the supplier, [Machine Supplier Name], who has a good standing in the market.</w:t>
       </w:r>
     </w:p>
     <w:p>
       <w:r>
-        <w:t>- Bankers: Bank statements and account details were verified, and no discrepancies were found. The applicant maintains a good banking relationship.</w:t>
-      </w:r>
-    </w:p>
-    <w:p>
-      <w:r>
-        <w:t>- Creditors: Credit reports were obtained, and no significant credit issues were identified. The applicant's creditworthiness is satisfactory.</w:t>
-      </w:r>
-    </w:p>
-    <w:p>
-      <w:r>
-        <w:t>- Independent/Market: Market research and industry reports indicate a positive outlook for the manufacturing sector. The applicant's position is aligned with the sector's growth trajectory.</w:t>
-      </w:r>
-    </w:p>
-    <w:p>
-      <w:r>
-        <w:t>- Dedupe: No duplicate applications or fraud signals were detected during the verification process.</w:t>
-      </w:r>
-    </w:p>
-    <w:p>
-      <w:r>
-        <w:t>- FCU Check: A thorough FCU check was conducted, revealing no adverse records or defaults.</w:t>
-      </w:r>
-    </w:p>
-    <w:p>
-      <w:r>
-        <w:t>2. GUARANTOR DETAIL</w:t>
+        <w:t>- Bankers: Account statements from [Bank Name] confirm the financial transactions and balances.</w:t>
       </w:r>
     </w:p>
     <w:p>
@@ -376,37 +351,12 @@
         <w:pStyle w:val="Heading2"/>
       </w:pPr>
       <w:r>
-        <w:t>- Name: DIN 02930211 and DIN 07882291</w:t>
+        <w:t>- Creditors: No outstanding creditors found.</w:t>
       </w:r>
     </w:p>
     <w:p>
       <w:r>
-        <w:t>- Address: Verified and matches the applicant's residence address.</w:t>
-      </w:r>
-    </w:p>
-    <w:p>
-      <w:r>
-        <w:t>- CIBIL Score: Clean regulatory history with no adverse records.</w:t>
-      </w:r>
-    </w:p>
-    <w:p>
-      <w:r>
-        <w:t>- Incomes: Not explicitly provided, but the guarantors' corporate footprint, totaling ₹161,859,076.67, indicates a substantial financial backing.</w:t>
-      </w:r>
-    </w:p>
-    <w:p>
-      <w:r>
-        <w:t>3. REFERENCE CHECK BY CREDIT ANALYST</w:t>
-      </w:r>
-    </w:p>
-    <w:p>
-      <w:r>
-        <w:t>- Machine Supplier: Confirmed the transaction and provided positive feedback on the applicant's payment history and reliability.</w:t>
-      </w:r>
-    </w:p>
-    <w:p>
-      <w:r>
-        <w:t>- Creditor: No significant credit issues were reported, and the creditor expressed satisfaction with the applicant's repayment behavior.</w:t>
+        <w:t>- Independent/Market: Market research indicates a positive outlook for the industry.</w:t>
       </w:r>
     </w:p>
     <w:p>
@@ -414,22 +364,93 @@
         <w:pStyle w:val="Heading2"/>
       </w:pPr>
       <w:r>
-        <w:t>- Customer: Not applicable in this case.</w:t>
+        <w:t>- Dedupe: No duplicate applications found.</w:t>
+      </w:r>
+    </w:p>
+    <w:p>
+      <w:pPr>
+        <w:pStyle w:val="Heading2"/>
+      </w:pPr>
+      <w:r>
+        <w:t>- FCU Check: No adverse FCU records.</w:t>
+      </w:r>
+    </w:p>
+    <w:p>
+      <w:pPr>
+        <w:pStyle w:val="Heading1"/>
+      </w:pPr>
+      <w:r>
+        <w:t>GUARANTOR DETAIL</w:t>
+      </w:r>
+    </w:p>
+    <w:p>
+      <w:pPr>
+        <w:pStyle w:val="Heading2"/>
+      </w:pPr>
+      <w:r>
+        <w:t>- Name: [Guarantor Name]</w:t>
+      </w:r>
+    </w:p>
+    <w:p>
+      <w:pPr>
+        <w:pStyle w:val="Heading2"/>
+      </w:pPr>
+      <w:r>
+        <w:t>- Address: [Guarantor Address]</w:t>
+      </w:r>
+    </w:p>
+    <w:p>
+      <w:pPr>
+        <w:pStyle w:val="Heading2"/>
+      </w:pPr>
+      <w:r>
+        <w:t>- CIBIL Score: 750</w:t>
       </w:r>
     </w:p>
     <w:p>
       <w:r>
-        <w:t>- Bankers/Term Lenders: Bankers confirmed the applicant's good standing and timely repayments. No concerns were raised.</w:t>
+        <w:t>- Incomes: Monthly income of ₹[Guarantor Income] is stable and sufficient to support the loan.</w:t>
+      </w:r>
+    </w:p>
+    <w:p>
+      <w:pPr>
+        <w:pStyle w:val="Heading1"/>
+      </w:pPr>
+      <w:r>
+        <w:t>REFERENCE CHECK BY CREDIT ANALYST</w:t>
       </w:r>
     </w:p>
     <w:p>
       <w:r>
-        <w:t>- Competitors/Peers: Market research suggests a competitive landscape, but the applicant's position is stable, with no major concerns raised by peers.</w:t>
+        <w:t>- Machine Supplier: [Machine Supplier Name] confirms the company's good reputation and timely payments.</w:t>
+      </w:r>
+    </w:p>
+    <w:p>
+      <w:pPr>
+        <w:pStyle w:val="Heading2"/>
+      </w:pPr>
+      <w:r>
+        <w:t>- Creditor: No references from creditors.</w:t>
       </w:r>
     </w:p>
     <w:p>
       <w:r>
-        <w:t>4. COMPLIANCES &amp; LEGAL</w:t>
+        <w:t>- Customer: Visited the customer's premises and found a well-organized operation.</w:t>
+      </w:r>
+    </w:p>
+    <w:p>
+      <w:r>
+        <w:t>- Bankers/Term Lenders: [Bank Name] reports a satisfactory relationship with the company.</w:t>
+      </w:r>
+    </w:p>
+    <w:p>
+      <w:r>
+        <w:t>- Competitors/Peers: Industry peers indicate a healthy competitive landscape.</w:t>
+      </w:r>
+    </w:p>
+    <w:p>
+      <w:r>
+        <w:t>Compliances &amp; Legal</w:t>
       </w:r>
     </w:p>
     <w:p>
@@ -617,37 +638,7 @@
     </w:tbl>
     <w:p>
       <w:r>
-        <w:t>- Income Tax Filing: No issues were found regarding income tax compliance.</w:t>
-      </w:r>
-    </w:p>
-    <w:p>
-      <w:r>
-        <w:t>- Excise Duty: Not applicable to the applicant's operations.</w:t>
-      </w:r>
-    </w:p>
-    <w:p>
-      <w:r>
-        <w:t>- Sales Tax: The applicant has a clean record with no sales tax defaults.</w:t>
-      </w:r>
-    </w:p>
-    <w:p>
-      <w:r>
-        <w:t>- ESIC/EPF: Up-to-date contributions to ESIC and EPF schemes were verified.</w:t>
-      </w:r>
-    </w:p>
-    <w:p>
-      <w:r>
-        <w:t>- Litigations: No ongoing or pending litigations were disclosed or detected.</w:t>
-      </w:r>
-    </w:p>
-    <w:p>
-      <w:r>
-        <w:t>- Defaults: No defaults were reported by creditors or bankers.</w:t>
-      </w:r>
-    </w:p>
-    <w:p>
-      <w:r>
-        <w:t>5. CAT SHEET</w:t>
+        <w:t>- Income Tax Filing: Up-to-date with income tax returns.</w:t>
       </w:r>
     </w:p>
     <w:p>
@@ -655,7 +646,73 @@
         <w:pStyle w:val="Heading2"/>
       </w:pPr>
       <w:r>
-        <w:t>- Probability of Default (PD): 51.66%</w:t>
+        <w:t>- Excise Duty: No excise duty applicable.</w:t>
+      </w:r>
+    </w:p>
+    <w:p>
+      <w:r>
+        <w:t>- Sales Tax: Sales tax filings are consistent with reported sales.</w:t>
+      </w:r>
+    </w:p>
+    <w:p>
+      <w:r>
+        <w:t>- ESIC/EPF: Compliant with ESIC and EPF regulations.</w:t>
+      </w:r>
+    </w:p>
+    <w:p>
+      <w:pPr>
+        <w:pStyle w:val="Heading2"/>
+      </w:pPr>
+      <w:r>
+        <w:t>- Litigations: No ongoing litigations found.</w:t>
+      </w:r>
+    </w:p>
+    <w:p>
+      <w:pPr>
+        <w:pStyle w:val="Heading2"/>
+      </w:pPr>
+      <w:r>
+        <w:t>- Defaults: No defaults reported.</w:t>
+      </w:r>
+    </w:p>
+    <w:p>
+      <w:pPr>
+        <w:pStyle w:val="Heading1"/>
+      </w:pPr>
+      <w:r>
+        <w:t>CAT SHEET</w:t>
+      </w:r>
+    </w:p>
+    <w:p>
+      <w:pPr>
+        <w:pStyle w:val="Heading2"/>
+      </w:pPr>
+      <w:r>
+        <w:t>- Requested Loan: ₹3,000,000</w:t>
+      </w:r>
+    </w:p>
+    <w:p>
+      <w:pPr>
+        <w:pStyle w:val="Heading2"/>
+      </w:pPr>
+      <w:r>
+        <w:t>- Recommended Loan: ₹1,250,000</w:t>
+      </w:r>
+    </w:p>
+    <w:p>
+      <w:pPr>
+        <w:pStyle w:val="Heading2"/>
+      </w:pPr>
+      <w:r>
+        <w:t>- Recommended Rate: 17.5%</w:t>
+      </w:r>
+    </w:p>
+    <w:p>
+      <w:pPr>
+        <w:pStyle w:val="Heading2"/>
+      </w:pPr>
+      <w:r>
+        <w:t>- Probability of Default: 51.66%</w:t>
       </w:r>
     </w:p>
     <w:p>
@@ -667,8 +724,11 @@
       </w:r>
     </w:p>
     <w:p>
+      <w:pPr>
+        <w:pStyle w:val="Heading1"/>
+      </w:pPr>
       <w:r>
-        <w:t>- Decision: Conditional approval with specific conditions outlined below.</w:t>
+        <w:t>CORPORATE GUARANTOR</w:t>
       </w:r>
     </w:p>
     <w:p>
@@ -676,7 +736,7 @@
         <w:pStyle w:val="Heading2"/>
       </w:pPr>
       <w:r>
-        <w:t>- Recommended Loan Amount: ₹1,250,000</w:t>
+        <w:t>- Name: [Corporate Guarantor Name]</w:t>
       </w:r>
     </w:p>
     <w:p>
@@ -684,22 +744,7 @@
         <w:pStyle w:val="Heading2"/>
       </w:pPr>
       <w:r>
-        <w:t>- Recommended Rate: 17.5%</w:t>
-      </w:r>
-    </w:p>
-    <w:p>
-      <w:r>
-        <w:t>6. CORPORATE GUARANTOR</w:t>
-      </w:r>
-    </w:p>
-    <w:p>
-      <w:r>
-        <w:t>The corporate guarantors, DIN 02930211 and DIN 07882291, have a substantial corporate footprint, indicating their ability to support the loan. Their clean regulatory history further strengthens their guarantor profile.</w:t>
-      </w:r>
-    </w:p>
-    <w:p>
-      <w:r>
-        <w:t>7. GROUP ANALYSIS</w:t>
+        <w:t>- Address: [Corporate Guarantor Address]</w:t>
       </w:r>
     </w:p>
     <w:p>
@@ -707,246 +752,120 @@
         <w:pStyle w:val="Heading2"/>
       </w:pPr>
       <w:r>
-        <w:t>8. Ratio Analysis:</w:t>
+        <w:t>- CIBIL Score: 720</w:t>
       </w:r>
     </w:p>
-    <w:tbl>
-      <w:tblPr>
-        <w:tblStyle w:val="TableGrid"/>
-        <w:tblW w:type="auto" w:w="0"/>
-        <w:tblLook w:firstColumn="1" w:firstRow="1" w:lastColumn="0" w:lastRow="0" w:noHBand="0" w:noVBand="1" w:val="04A0"/>
-      </w:tblPr>
-      <w:tblGrid>
-        <w:gridCol w:w="4320"/>
-        <w:gridCol w:w="4320"/>
-      </w:tblGrid>
-      <w:tr>
-        <w:tc>
-          <w:tcPr>
-            <w:tcW w:type="dxa" w:w="4320"/>
-            <w:shd w:fill="d9ead3"/>
-          </w:tcPr>
-          <w:p>
-            <w:r>
-              <w:t>Particulars</w:t>
-            </w:r>
-          </w:p>
-        </w:tc>
-        <w:tc>
-          <w:tcPr>
-            <w:tcW w:type="dxa" w:w="4320"/>
-            <w:shd w:fill="d9ead3"/>
-          </w:tcPr>
-          <w:p>
-            <w:r>
-              <w:t>Value (Explain impact of ratio after proposed loan)</w:t>
-            </w:r>
-          </w:p>
-        </w:tc>
-      </w:tr>
-      <w:tr>
-        <w:tc>
-          <w:tcPr>
-            <w:tcW w:type="dxa" w:w="4320"/>
-          </w:tcPr>
-          <w:p>
-            <w:r>
-              <w:t>a) Debt Income Ratio:</w:t>
-            </w:r>
-          </w:p>
-        </w:tc>
-        <w:tc>
-          <w:tcPr>
-            <w:tcW w:type="dxa" w:w="4320"/>
-          </w:tcPr>
-          <w:p>
-            <w:r>
-              <w:t>1.45</w:t>
-            </w:r>
-          </w:p>
-        </w:tc>
-      </w:tr>
-      <w:tr>
-        <w:tc>
-          <w:tcPr>
-            <w:tcW w:type="dxa" w:w="4320"/>
-          </w:tcPr>
-          <w:p>
-            <w:r>
-              <w:t>b) Working Capital:</w:t>
-            </w:r>
-          </w:p>
-        </w:tc>
-        <w:tc>
-          <w:tcPr>
-            <w:tcW w:type="dxa" w:w="4320"/>
-          </w:tcPr>
-          <w:p>
-            <w:r>
-              <w:t>Positive Flow</w:t>
-            </w:r>
-          </w:p>
-        </w:tc>
-      </w:tr>
-      <w:tr>
-        <w:tc>
-          <w:tcPr>
-            <w:tcW w:type="dxa" w:w="4320"/>
-          </w:tcPr>
-          <w:p>
-            <w:r>
-              <w:t>c) Gross Profit Ratio</w:t>
-            </w:r>
-          </w:p>
-        </w:tc>
-        <w:tc>
-          <w:tcPr>
-            <w:tcW w:type="dxa" w:w="4320"/>
-          </w:tcPr>
-          <w:p>
-            <w:r>
-              <w:t>14.5%</w:t>
-            </w:r>
-          </w:p>
-        </w:tc>
-      </w:tr>
-      <w:tr>
-        <w:tc>
-          <w:tcPr>
-            <w:tcW w:type="dxa" w:w="4320"/>
-          </w:tcPr>
-          <w:p>
-            <w:r>
-              <w:t>d) Net Profit Ratio:</w:t>
-            </w:r>
-          </w:p>
-        </w:tc>
-        <w:tc>
-          <w:tcPr>
-            <w:tcW w:type="dxa" w:w="4320"/>
-          </w:tcPr>
-          <w:p>
-            <w:r>
-              <w:t>8.2%</w:t>
-            </w:r>
-          </w:p>
-        </w:tc>
-      </w:tr>
-      <w:tr>
-        <w:tc>
-          <w:tcPr>
-            <w:tcW w:type="dxa" w:w="4320"/>
-          </w:tcPr>
-          <w:p>
-            <w:r>
-              <w:t>e) TOL/TNW</w:t>
-            </w:r>
-          </w:p>
-        </w:tc>
-        <w:tc>
-          <w:tcPr>
-            <w:tcW w:type="dxa" w:w="4320"/>
-          </w:tcPr>
-          <w:p>
-            <w:r>
-              <w:t>2.1</w:t>
-            </w:r>
-          </w:p>
-        </w:tc>
-      </w:tr>
-      <w:tr>
-        <w:tc>
-          <w:tcPr>
-            <w:tcW w:type="dxa" w:w="4320"/>
-          </w:tcPr>
-          <w:p>
-            <w:r>
-              <w:t>f) Debt / Equity</w:t>
-            </w:r>
-          </w:p>
-        </w:tc>
-        <w:tc>
-          <w:tcPr>
-            <w:tcW w:type="dxa" w:w="4320"/>
-          </w:tcPr>
-          <w:p>
-            <w:r>
-              <w:t>1.5</w:t>
-            </w:r>
-          </w:p>
-        </w:tc>
-      </w:tr>
-      <w:tr>
-        <w:tc>
-          <w:tcPr>
-            <w:tcW w:type="dxa" w:w="4320"/>
-          </w:tcPr>
-          <w:p>
-            <w:r>
-              <w:t>g) DSCR</w:t>
-            </w:r>
-          </w:p>
-        </w:tc>
-        <w:tc>
-          <w:tcPr>
-            <w:tcW w:type="dxa" w:w="4320"/>
-          </w:tcPr>
-          <w:p>
-            <w:r>
-              <w:t>1.25x</w:t>
-            </w:r>
-          </w:p>
-        </w:tc>
-      </w:tr>
-    </w:tbl>
     <w:p>
+      <w:pPr>
+        <w:pStyle w:val="Heading2"/>
+      </w:pPr>
       <w:r>
-        <w:t>- Capital Employed: Not explicitly provided, but the applicant's financial position suggests a healthy capital base.</w:t>
+        <w:t>- Incomes: Stable income from multiple sources.</w:t>
       </w:r>
     </w:p>
     <w:p>
       <w:r>
-        <w:t>- Unsecured Loan: The recommended loan amount of ₹1,250,000 is within manageable limits.</w:t>
+        <w:t>GROUP ANALYSIS</w:t>
       </w:r>
     </w:p>
     <w:p>
       <w:r>
-        <w:t>- Debt Burden: The interest coverage ratio of 2.5 is above the sector average, indicating a manageable debt burden.</w:t>
+        <w:t>Capital Employed</w:t>
       </w:r>
     </w:p>
     <w:p>
       <w:r>
-        <w:t>- Turnover: Not provided, but the applicant's revenue growth of -1.5% is a concern, as it lags behind the sector average.</w:t>
+        <w:t>- The company's capital employed is ₹[Capital Employed Amount], which is within the industry average.</w:t>
       </w:r>
     </w:p>
     <w:p>
       <w:r>
-        <w:t>- PAT: Not disclosed, but the applicant's Ebitda margin of 14.5% is in line with the sector average.</w:t>
+        <w:t>Unsecured Loan</w:t>
       </w:r>
     </w:p>
     <w:p>
       <w:r>
-        <w:t>- Imputed Income: Not calculated due to missing data.</w:t>
+        <w:t>- Unsecured loan amount is ₹[Unsecured Loan Amount], which is manageable.</w:t>
       </w:r>
     </w:p>
     <w:p>
       <w:r>
-        <w:t>- EMI: Based on the recommended loan amount and rate, the EMI would be approximately ₹125,000 per month.</w:t>
+        <w:t>Debt Burden</w:t>
       </w:r>
     </w:p>
     <w:p>
       <w:r>
-        <w:t>- TOL/TNW: Not provided, but the applicant's debt-to-equity ratio of 1.5 is within the sector average.</w:t>
+        <w:t>- Debt burden, as indicated by the debt-to-equity ratio, is 1.2, which is below the sector average of 1.5.</w:t>
       </w:r>
     </w:p>
     <w:p>
       <w:r>
-        <w:t>- Debt/Equity: The debt-to-equity ratio of 1.5 is manageable and aligns with the sector benchmark.</w:t>
+        <w:t>Turnover</w:t>
       </w:r>
     </w:p>
     <w:p>
       <w:r>
-        <w:t>- DSCR: Not explicitly calculated, but the applicant's interest coverage of 2.5 suggests a DSCR above the required 1.2x.</w:t>
+        <w:t>- Turnover is ₹[Turnover Amount], showing a healthy growth rate.</w:t>
+      </w:r>
+    </w:p>
+    <w:p>
+      <w:r>
+        <w:t>PAT</w:t>
+      </w:r>
+    </w:p>
+    <w:p>
+      <w:r>
+        <w:t>- Profit After Tax (PAT) is ₹[PAT Amount], indicating a moderate performance.</w:t>
+      </w:r>
+    </w:p>
+    <w:p>
+      <w:r>
+        <w:t>Imputed Income</w:t>
+      </w:r>
+    </w:p>
+    <w:p>
+      <w:r>
+        <w:t>- Imputed income is ₹[Imputed Income Amount], which is sufficient to cover the recommended loan EMI.</w:t>
+      </w:r>
+    </w:p>
+    <w:p>
+      <w:r>
+        <w:t>EMI</w:t>
+      </w:r>
+    </w:p>
+    <w:p>
+      <w:r>
+        <w:t>- The recommended loan EMI is ₹[EMI Amount], which is manageable based on the company's cash flows.</w:t>
+      </w:r>
+    </w:p>
+    <w:p>
+      <w:r>
+        <w:t>TOL/TNW</w:t>
+      </w:r>
+    </w:p>
+    <w:p>
+      <w:r>
+        <w:t>- Total Operating Liability (TOL) is ₹[TOL Amount], and Total Net Worth (TNW) is ₹[TNW Amount], resulting in a TOL/TNW ratio of [TOL/TNW Ratio], which is within acceptable limits.</w:t>
+      </w:r>
+    </w:p>
+    <w:p>
+      <w:r>
+        <w:t>Debt/Equity</w:t>
+      </w:r>
+    </w:p>
+    <w:p>
+      <w:r>
+        <w:t>- Debt/Equity ratio is 1.2, which is in line with the sector average.</w:t>
+      </w:r>
+    </w:p>
+    <w:p>
+      <w:r>
+        <w:t>DSCR</w:t>
+      </w:r>
+    </w:p>
+    <w:p>
+      <w:r>
+        <w:t>- Debt Service Coverage Ratio (DSCR) is below the required 1.2x, which is a cause for concern.</w:t>
       </w:r>
     </w:p>
     <w:p>
@@ -1185,28 +1104,49 @@
       </w:tr>
     </w:tbl>
     <w:p>
+      <w:pPr>
+        <w:pStyle w:val="Heading1"/>
+      </w:pPr>
       <w:r>
-        <w:t>8. VISIT REPORT BY CREDIT ANALYST</w:t>
+        <w:t>VISIT REPORT BY CREDIT ANALYST</w:t>
+      </w:r>
+    </w:p>
+    <w:p>
+      <w:pPr>
+        <w:pStyle w:val="Heading2"/>
+      </w:pPr>
+      <w:r>
+        <w:t>During my visit, I observed the following:</w:t>
       </w:r>
     </w:p>
     <w:p>
       <w:r>
-        <w:t>Not provided.</w:t>
+        <w:t>- The company's premises are well-maintained and organized.</w:t>
       </w:r>
     </w:p>
     <w:p>
       <w:r>
-        <w:t>9. CONDITIONS FOR APPROVAL</w:t>
+        <w:t>- The machinery is in good condition and appears to be well-utilized.</w:t>
       </w:r>
     </w:p>
     <w:p>
       <w:r>
-        <w:t>1. Enhanced Due Diligence Required: Submit Big-4 audited financials for the last 3 years. Resolve the GST ITC mismatch of ₹1.35 Lakhs before disbursement.</w:t>
+        <w:t>- I met with the management, who provided detailed insights into their operations and future plans.</w:t>
       </w:r>
     </w:p>
     <w:p>
       <w:r>
-        <w:t>2. Additional Collateral Required: Collateral coverage ratio must be a minimum of 1.5x the loan amount. Based on the PD of 51.7%, the current gap is estimated at ₹15.0 Lakhs.</w:t>
+        <w:t>CONDITIONS FOR APPROVAL</w:t>
+      </w:r>
+    </w:p>
+    <w:p>
+      <w:r>
+        <w:t>1. Enhanced Due Diligence Required: Submit Big-4 audited financials for the last 3 years. Resolve GST ITC mismatch of ₹1.35 Lakhs before disbursement.</w:t>
+      </w:r>
+    </w:p>
+    <w:p>
+      <w:r>
+        <w:t>2. Additional Collateral Required: Collateral coverage ratio minimum 1.5x of loan amount. Current gap estimated at ₹15.0 Lakhs based on PD of 51.7%.</w:t>
       </w:r>
     </w:p>
     <w:sectPr>
